--- a/source/tests/testpage.docx
+++ b/source/tests/testpage.docx
@@ -9,6 +9,30 @@
         <w:jc w:val="both"/>
         <w:rPr>
           <w:rFonts w:ascii="KugiRegular" w:hAnsi="KugiRegular"/>
+          <w:sz w:val="28"/>
+          <w:szCs w:val="28"/>
+          <w:lang w:val="fr-CH"/>
+        </w:rPr>
+      </w:pPr>
+      <w:proofErr w:type="spellStart"/>
+      <w:r>
+        <w:rPr>
+          <w:rFonts w:ascii="KugiRegular" w:hAnsi="KugiRegular"/>
+          <w:sz w:val="28"/>
+          <w:szCs w:val="28"/>
+          <w:lang w:val="fr-CH"/>
+        </w:rPr>
+        <w:t>KugiRegular</w:t>
+      </w:r>
+      <w:proofErr w:type="spellEnd"/>
+    </w:p>
+    <w:p>
+      <w:pPr>
+        <w:pStyle w:val="Body"/>
+        <w:spacing w:line="640" w:lineRule="exact"/>
+        <w:jc w:val="both"/>
+        <w:rPr>
+          <w:rFonts w:ascii="KugiRegular" w:hAnsi="KugiRegular"/>
           <w:sz w:val="56"/>
           <w:szCs w:val="56"/>
           <w:lang w:val="fr-CH"/>
@@ -67,6 +91,19 @@
         </w:rPr>
         <w:t>Considérant que</w:t>
       </w:r>
+    </w:p>
+    <w:p>
+      <w:pPr>
+        <w:pStyle w:val="Body"/>
+        <w:spacing w:line="480" w:lineRule="exact"/>
+        <w:jc w:val="both"/>
+        <w:rPr>
+          <w:rFonts w:ascii="KugiRegular" w:hAnsi="KugiRegular"/>
+          <w:sz w:val="36"/>
+          <w:szCs w:val="36"/>
+          <w:lang w:val="fr-CH"/>
+        </w:rPr>
+      </w:pPr>
     </w:p>
     <w:p>
       <w:pPr>
@@ -96,6 +133,19 @@
         <w:spacing w:line="300" w:lineRule="exact"/>
         <w:jc w:val="both"/>
         <w:rPr>
+          <w:rFonts w:ascii="KugiRegular" w:hAnsi="KugiRegular"/>
+          <w:sz w:val="24"/>
+          <w:szCs w:val="24"/>
+          <w:lang w:val="fr-CH"/>
+        </w:rPr>
+      </w:pPr>
+    </w:p>
+    <w:p>
+      <w:pPr>
+        <w:pStyle w:val="Body"/>
+        <w:spacing w:line="300" w:lineRule="exact"/>
+        <w:jc w:val="both"/>
+        <w:rPr>
           <w:rFonts w:ascii="KugiRegular" w:eastAsia="KugiRegular" w:hAnsi="KugiRegular" w:cs="KugiRegular"/>
           <w:sz w:val="24"/>
           <w:szCs w:val="24"/>
@@ -118,30 +168,391 @@
         <w:spacing w:line="360" w:lineRule="exact"/>
         <w:jc w:val="both"/>
         <w:rPr>
-          <w:rFonts w:ascii="KugiSerif" w:hAnsi="KugiSerif"/>
-          <w:sz w:val="28"/>
-          <w:szCs w:val="28"/>
-          <w:lang w:val="fr-CH"/>
-        </w:rPr>
-      </w:pPr>
-      <w:r>
-        <w:rPr>
-          <w:rFonts w:ascii="KugiRegular" w:hAnsi="KugiRegular"/>
-          <w:sz w:val="28"/>
-          <w:szCs w:val="28"/>
-          <w:lang w:val="fr-CH"/>
-        </w:rPr>
-        <w:t>Considérant qu'il est essentiel que les droits de l'homme soient protégés par un régime de droit pour que l'homme ne soit pas contraint, en suprême recours, à la révolte contre la tyrannie et l'oppression</w:t>
-      </w:r>
-      <w:r>
-        <w:rPr>
-          <w:rFonts w:ascii="KugiSerif" w:hAnsi="KugiSerif"/>
-          <w:sz w:val="28"/>
-          <w:szCs w:val="28"/>
-          <w:lang w:val="fr-CH"/>
+          <w:rFonts w:ascii="KugiRegular" w:hAnsi="KugiRegular"/>
+          <w:sz w:val="28"/>
+          <w:szCs w:val="28"/>
+          <w:lang w:val="fr-CH"/>
+        </w:rPr>
+      </w:pPr>
+    </w:p>
+    <w:p>
+      <w:pPr>
+        <w:pStyle w:val="Body"/>
+        <w:spacing w:line="360" w:lineRule="exact"/>
+        <w:jc w:val="both"/>
+        <w:rPr>
+          <w:rFonts w:ascii="KugiRegular" w:hAnsi="KugiRegular"/>
+          <w:sz w:val="28"/>
+          <w:szCs w:val="28"/>
+          <w:lang w:val="fr-CH"/>
+        </w:rPr>
+      </w:pPr>
+      <w:r>
+        <w:rPr>
+          <w:rFonts w:ascii="KugiRegular" w:hAnsi="KugiRegular"/>
+          <w:sz w:val="28"/>
+          <w:szCs w:val="28"/>
+          <w:lang w:val="fr-CH"/>
+        </w:rPr>
+        <w:t>Considérant qu'il est essentiel que les droits de l'homme soient protégés par un régime de droit pour que l'homme ne soit pas contraint, en suprême recours, à la révolte contre la tyrannie et l'oppression.</w:t>
+      </w:r>
+    </w:p>
+    <w:p>
+      <w:pPr>
+        <w:pStyle w:val="Body"/>
+        <w:spacing w:line="276" w:lineRule="auto"/>
+        <w:jc w:val="both"/>
+        <w:rPr>
+          <w:rFonts w:ascii="KugiRegular" w:hAnsi="KugiRegular"/>
+          <w:sz w:val="28"/>
+          <w:szCs w:val="28"/>
+          <w:lang w:val="fr-CH"/>
+        </w:rPr>
+      </w:pPr>
+    </w:p>
+    <w:p>
+      <w:pPr>
+        <w:pStyle w:val="Body"/>
+        <w:spacing w:line="300" w:lineRule="exact"/>
+        <w:jc w:val="both"/>
+        <w:rPr>
+          <w:rFonts w:ascii="KugiRegular" w:hAnsi="KugiRegular"/>
+          <w:sz w:val="24"/>
+          <w:szCs w:val="24"/>
+          <w:lang w:val="fr-CH"/>
+        </w:rPr>
+      </w:pPr>
+      <w:r>
+        <w:rPr>
+          <w:rFonts w:ascii="KugiRegular" w:hAnsi="KugiRegular"/>
+          <w:sz w:val="24"/>
+          <w:szCs w:val="24"/>
+          <w:lang w:val="fr-CH"/>
+        </w:rPr>
+        <w:t>ABCDEFGHIJKLMNOPQRSTUVWXYZ</w:t>
+      </w:r>
+    </w:p>
+    <w:p>
+      <w:pPr>
+        <w:pStyle w:val="Body"/>
+        <w:spacing w:line="300" w:lineRule="exact"/>
+        <w:jc w:val="both"/>
+        <w:rPr>
+          <w:rFonts w:ascii="KugiRegular" w:hAnsi="KugiRegular"/>
+          <w:sz w:val="24"/>
+          <w:szCs w:val="24"/>
+          <w:lang w:val="fr-CH"/>
+        </w:rPr>
+      </w:pPr>
+      <w:proofErr w:type="spellStart"/>
+      <w:r>
+        <w:rPr>
+          <w:rFonts w:ascii="KugiRegular" w:hAnsi="KugiRegular"/>
+          <w:sz w:val="24"/>
+          <w:szCs w:val="24"/>
+          <w:lang w:val="fr-CH"/>
+        </w:rPr>
+        <w:t>abcdefghijklmnopqrstuvwxyz</w:t>
+      </w:r>
+      <w:proofErr w:type="spellEnd"/>
+    </w:p>
+    <w:p>
+      <w:pPr>
+        <w:pStyle w:val="Body"/>
+        <w:spacing w:line="300" w:lineRule="exact"/>
+        <w:jc w:val="both"/>
+        <w:rPr>
+          <w:rFonts w:ascii="KugiRegular" w:hAnsi="KugiRegular"/>
+          <w:sz w:val="24"/>
+          <w:szCs w:val="24"/>
+          <w:lang w:val="fr-CH"/>
+        </w:rPr>
+      </w:pPr>
+      <w:proofErr w:type="spellStart"/>
+      <w:r>
+        <w:rPr>
+          <w:rFonts w:ascii="KugiRegular" w:hAnsi="KugiRegular"/>
+          <w:sz w:val="24"/>
+          <w:szCs w:val="24"/>
+          <w:lang w:val="fr-CH"/>
+        </w:rPr>
+        <w:t>äöüàéèûñ</w:t>
+      </w:r>
+      <w:proofErr w:type="spellEnd"/>
+    </w:p>
+    <w:p>
+      <w:pPr>
+        <w:pStyle w:val="Body"/>
+        <w:spacing w:line="640" w:lineRule="exact"/>
+        <w:jc w:val="both"/>
+        <w:rPr>
+          <w:rFonts w:ascii="KugiRegular" w:hAnsi="KugiRegular"/>
+          <w:sz w:val="24"/>
+          <w:szCs w:val="24"/>
+          <w:lang w:val="fr-CH"/>
+        </w:rPr>
+      </w:pPr>
+      <w:r>
+        <w:rPr>
+          <w:rFonts w:ascii="KugiRegular" w:hAnsi="KugiRegular"/>
+          <w:sz w:val="24"/>
+          <w:szCs w:val="24"/>
+          <w:lang w:val="fr-CH"/>
+        </w:rPr>
+        <w:t>0123456789</w:t>
+      </w:r>
+    </w:p>
+    <w:p>
+      <w:pPr>
+        <w:pStyle w:val="Body"/>
+        <w:spacing w:line="640" w:lineRule="exact"/>
+        <w:rPr>
+          <w:rFonts w:ascii="KugiRegular" w:hAnsi="KugiRegular"/>
+          <w:sz w:val="48"/>
+          <w:szCs w:val="48"/>
+          <w:lang w:val="en-US"/>
+        </w:rPr>
+      </w:pPr>
+      <w:proofErr w:type="spellStart"/>
+      <w:r>
+        <w:rPr>
+          <w:rFonts w:ascii="KugiRegular" w:hAnsi="KugiRegular"/>
+          <w:sz w:val="28"/>
+          <w:szCs w:val="28"/>
+          <w:lang w:val="en-US"/>
+        </w:rPr>
+        <w:t>KugiRegular</w:t>
+      </w:r>
+      <w:proofErr w:type="spellEnd"/>
+      <w:r>
+        <w:rPr>
+          <w:rFonts w:ascii="KugiRegular" w:hAnsi="KugiRegular"/>
+          <w:sz w:val="28"/>
+          <w:szCs w:val="28"/>
+          <w:lang w:val="en-US"/>
+        </w:rPr>
+        <w:t xml:space="preserve"> </w:t>
+      </w:r>
+      <w:r>
+        <w:rPr>
+          <w:rFonts w:ascii="KugiRegular" w:hAnsi="KugiRegular"/>
+          <w:sz w:val="28"/>
+          <w:szCs w:val="28"/>
+          <w:lang w:val="en-US"/>
+        </w:rPr>
+        <w:t xml:space="preserve">- </w:t>
+      </w:r>
+      <w:proofErr w:type="spellStart"/>
+      <w:r>
+        <w:rPr>
+          <w:rFonts w:ascii="KugiRegular" w:hAnsi="KugiRegular"/>
+          <w:sz w:val="28"/>
+          <w:szCs w:val="28"/>
+          <w:lang w:val="en-US"/>
+        </w:rPr>
+        <w:t>Kugi</w:t>
+      </w:r>
+      <w:r>
+        <w:rPr>
+          <w:rFonts w:ascii="KugiRegular" w:hAnsi="KugiRegular"/>
+          <w:sz w:val="28"/>
+          <w:szCs w:val="28"/>
+          <w:lang w:val="en-US"/>
+        </w:rPr>
+        <w:t>Subtitle</w:t>
+      </w:r>
+      <w:proofErr w:type="spellEnd"/>
+      <w:r>
+        <w:rPr>
+          <w:rFonts w:ascii="KugiRegular" w:hAnsi="KugiRegular"/>
+          <w:sz w:val="28"/>
+          <w:szCs w:val="28"/>
+          <w:lang w:val="en-US"/>
         </w:rPr>
         <w:t>.</w:t>
       </w:r>
+      <w:r>
+        <w:rPr>
+          <w:rFonts w:ascii="KugiRegular" w:hAnsi="KugiRegular"/>
+          <w:sz w:val="28"/>
+          <w:szCs w:val="28"/>
+          <w:lang w:val="en-US"/>
+        </w:rPr>
+        <w:br/>
+      </w:r>
+      <w:proofErr w:type="spellStart"/>
+      <w:r>
+        <w:rPr>
+          <w:rFonts w:ascii="KugiRegular" w:hAnsi="KugiRegular"/>
+          <w:sz w:val="48"/>
+          <w:szCs w:val="48"/>
+          <w:lang w:val="en-US"/>
+        </w:rPr>
+        <w:t>i</w:t>
+      </w:r>
+      <w:proofErr w:type="spellEnd"/>
+      <w:r>
+        <w:rPr>
+          <w:rFonts w:ascii="KugiRegular" w:hAnsi="KugiRegular"/>
+          <w:sz w:val="48"/>
+          <w:szCs w:val="48"/>
+          <w:lang w:val="en-US"/>
+        </w:rPr>
+        <w:t xml:space="preserve"> ä ö ü ? .</w:t>
+      </w:r>
+    </w:p>
+    <w:p>
+      <w:pPr>
+        <w:pStyle w:val="Body"/>
+        <w:spacing w:line="640" w:lineRule="exact"/>
+        <w:rPr>
+          <w:rFonts w:ascii="KUGISUBTITLE" w:hAnsi="KUGISUBTITLE"/>
+          <w:sz w:val="48"/>
+          <w:szCs w:val="48"/>
+          <w:lang w:val="en-US"/>
+        </w:rPr>
+      </w:pPr>
+      <w:proofErr w:type="spellStart"/>
+      <w:r>
+        <w:rPr>
+          <w:rFonts w:ascii="KUGISUBTITLE" w:hAnsi="KUGISUBTITLE"/>
+          <w:sz w:val="48"/>
+          <w:szCs w:val="48"/>
+          <w:lang w:val="en-US"/>
+        </w:rPr>
+        <w:t>i</w:t>
+      </w:r>
+      <w:proofErr w:type="spellEnd"/>
+      <w:r>
+        <w:rPr>
+          <w:rFonts w:ascii="KUGISUBTITLE" w:hAnsi="KUGISUBTITLE"/>
+          <w:sz w:val="48"/>
+          <w:szCs w:val="48"/>
+          <w:lang w:val="en-US"/>
+        </w:rPr>
+        <w:t xml:space="preserve"> ä ö ü ? . </w:t>
+      </w:r>
+      <w:r>
+        <w:rPr>
+          <w:rFonts w:ascii="KUGISUBTITLE" w:hAnsi="KUGISUBTITLE"/>
+          <w:sz w:val="48"/>
+          <w:szCs w:val="48"/>
+          <w:lang w:val="en-US"/>
+        </w:rPr>
+        <w:t xml:space="preserve"> </w:t>
+      </w:r>
+    </w:p>
+    <w:p>
+      <w:pPr>
+        <w:pStyle w:val="Body"/>
+        <w:spacing w:line="640" w:lineRule="exact"/>
+        <w:jc w:val="both"/>
+        <w:rPr>
+          <w:rFonts w:ascii="KugiBold" w:hAnsi="KugiBold"/>
+          <w:sz w:val="28"/>
+          <w:szCs w:val="28"/>
+          <w:lang w:val="fr-CH"/>
+        </w:rPr>
+      </w:pPr>
+      <w:r>
+        <w:rPr>
+          <w:rFonts w:ascii="Arial Unicode MS" w:hAnsi="Arial Unicode MS"/>
+          <w:sz w:val="36"/>
+          <w:szCs w:val="36"/>
+          <w:lang w:val="en-US"/>
+        </w:rPr>
+        <w:br w:type="column"/>
+      </w:r>
+      <w:proofErr w:type="spellStart"/>
+      <w:r>
+        <w:rPr>
+          <w:rFonts w:ascii="KugiBold" w:hAnsi="KugiBold"/>
+          <w:sz w:val="28"/>
+          <w:szCs w:val="28"/>
+          <w:lang w:val="fr-CH"/>
+        </w:rPr>
+        <w:t>KugiBold</w:t>
+      </w:r>
+      <w:proofErr w:type="spellEnd"/>
+    </w:p>
+    <w:p>
+      <w:pPr>
+        <w:pStyle w:val="Body"/>
+        <w:spacing w:line="640" w:lineRule="exact"/>
+        <w:jc w:val="both"/>
+        <w:rPr>
+          <w:rFonts w:ascii="KugiBold" w:hAnsi="KugiBold"/>
+          <w:sz w:val="56"/>
+          <w:szCs w:val="56"/>
+          <w:lang w:val="fr-CH"/>
+        </w:rPr>
+      </w:pPr>
+      <w:r>
+        <w:rPr>
+          <w:rFonts w:ascii="KugiBold" w:hAnsi="KugiBold"/>
+          <w:sz w:val="56"/>
+          <w:szCs w:val="56"/>
+          <w:lang w:val="fr-CH"/>
+        </w:rPr>
+        <w:t>Considérant que</w:t>
+      </w:r>
+    </w:p>
+    <w:p>
+      <w:pPr>
+        <w:pStyle w:val="Body"/>
+        <w:spacing w:line="560" w:lineRule="exact"/>
+        <w:jc w:val="both"/>
+        <w:rPr>
+          <w:rFonts w:ascii="KugiBold" w:hAnsi="KugiBold"/>
+          <w:sz w:val="48"/>
+          <w:szCs w:val="48"/>
+          <w:lang w:val="fr-CH"/>
+        </w:rPr>
+      </w:pPr>
+      <w:r>
+        <w:rPr>
+          <w:rFonts w:ascii="KugiBold" w:hAnsi="KugiBold"/>
+          <w:sz w:val="48"/>
+          <w:szCs w:val="48"/>
+          <w:lang w:val="fr-CH"/>
+        </w:rPr>
+        <w:t>Considérant que</w:t>
+      </w:r>
+    </w:p>
+    <w:p>
+      <w:pPr>
+        <w:pStyle w:val="Body"/>
+        <w:spacing w:line="480" w:lineRule="exact"/>
+        <w:jc w:val="both"/>
+        <w:rPr>
+          <w:rFonts w:ascii="KugiBold" w:hAnsi="KugiBold"/>
+          <w:sz w:val="36"/>
+          <w:szCs w:val="36"/>
+          <w:lang w:val="fr-CH"/>
+        </w:rPr>
+      </w:pPr>
+      <w:r>
+        <w:rPr>
+          <w:rFonts w:ascii="KugiBold" w:hAnsi="KugiBold"/>
+          <w:sz w:val="36"/>
+          <w:szCs w:val="36"/>
+          <w:lang w:val="fr-CH"/>
+        </w:rPr>
+        <w:t>Considérant que</w:t>
+      </w:r>
+    </w:p>
+    <w:p>
+      <w:pPr>
+        <w:pStyle w:val="Body"/>
+        <w:spacing w:line="480" w:lineRule="exact"/>
+        <w:jc w:val="both"/>
+        <w:rPr>
+          <w:rFonts w:ascii="KugiBold" w:hAnsi="KugiBold"/>
+          <w:sz w:val="36"/>
+          <w:szCs w:val="36"/>
+          <w:lang w:val="fr-CH"/>
+        </w:rPr>
+      </w:pPr>
     </w:p>
     <w:p>
       <w:pPr>
@@ -149,9 +560,31 @@
         <w:spacing w:line="276" w:lineRule="auto"/>
         <w:jc w:val="both"/>
         <w:rPr>
-          <w:rFonts w:ascii="KugiRegular" w:hAnsi="KugiRegular"/>
-          <w:sz w:val="28"/>
-          <w:szCs w:val="28"/>
+          <w:rFonts w:ascii="KugiBold" w:hAnsi="KugiBold"/>
+          <w:sz w:val="20"/>
+          <w:szCs w:val="20"/>
+          <w:lang w:val="fr-CH"/>
+        </w:rPr>
+      </w:pPr>
+      <w:r>
+        <w:rPr>
+          <w:rFonts w:ascii="KugiBold" w:hAnsi="KugiBold"/>
+          <w:sz w:val="20"/>
+          <w:szCs w:val="20"/>
+          <w:lang w:val="fr-CH"/>
+        </w:rPr>
+        <w:t>Considérant que la reconnaissance de la dignité inhérente à tous les membres de la famille humaine et de leurs droits égaux et inaliénables constitue le fondement de la liberté, de la justice et de la paix dans le monde.</w:t>
+      </w:r>
+    </w:p>
+    <w:p>
+      <w:pPr>
+        <w:pStyle w:val="Body"/>
+        <w:spacing w:line="276" w:lineRule="auto"/>
+        <w:jc w:val="both"/>
+        <w:rPr>
+          <w:rFonts w:ascii="KugiBold" w:eastAsia="KugiRegular" w:hAnsi="KugiBold" w:cs="KugiRegular"/>
+          <w:sz w:val="20"/>
+          <w:szCs w:val="20"/>
           <w:lang w:val="fr-CH"/>
         </w:rPr>
       </w:pPr>
@@ -162,15 +595,85 @@
         <w:spacing w:line="300" w:lineRule="exact"/>
         <w:jc w:val="both"/>
         <w:rPr>
-          <w:rFonts w:ascii="KugiRegular" w:hAnsi="KugiRegular"/>
-          <w:sz w:val="24"/>
-          <w:szCs w:val="24"/>
-          <w:lang w:val="fr-CH"/>
-        </w:rPr>
-      </w:pPr>
-      <w:r>
-        <w:rPr>
-          <w:rFonts w:ascii="KugiRegular" w:hAnsi="KugiRegular"/>
+          <w:rFonts w:ascii="KugiBold" w:hAnsi="KugiBold"/>
+          <w:sz w:val="24"/>
+          <w:szCs w:val="24"/>
+          <w:lang w:val="fr-CH"/>
+        </w:rPr>
+      </w:pPr>
+      <w:r>
+        <w:rPr>
+          <w:rFonts w:ascii="KugiBold" w:hAnsi="KugiBold"/>
+          <w:sz w:val="24"/>
+          <w:szCs w:val="24"/>
+          <w:lang w:val="fr-CH"/>
+        </w:rPr>
+        <w:t>Considérant que la méconnaissance et le mépris des droits de l'homme ont conduit à des actes de barbarie qui révoltent la conscience de l'humanité et que l'avènement d'un monde où les êtres humains seront libres de parler et de croire, libérés de la terreur et de la misère, a été proclamé comme la plus haute aspiration de l’homme.</w:t>
+      </w:r>
+    </w:p>
+    <w:p>
+      <w:pPr>
+        <w:pStyle w:val="Body"/>
+        <w:spacing w:line="300" w:lineRule="exact"/>
+        <w:jc w:val="both"/>
+        <w:rPr>
+          <w:rFonts w:ascii="KugiBold" w:eastAsia="KugiRegular" w:hAnsi="KugiBold" w:cs="KugiRegular"/>
+          <w:sz w:val="24"/>
+          <w:szCs w:val="24"/>
+          <w:lang w:val="fr-CH"/>
+        </w:rPr>
+      </w:pPr>
+    </w:p>
+    <w:p>
+      <w:pPr>
+        <w:pStyle w:val="Body"/>
+        <w:spacing w:line="360" w:lineRule="exact"/>
+        <w:jc w:val="both"/>
+        <w:rPr>
+          <w:rFonts w:ascii="KugiBold" w:hAnsi="KugiBold"/>
+          <w:sz w:val="28"/>
+          <w:szCs w:val="28"/>
+          <w:lang w:val="fr-CH"/>
+        </w:rPr>
+      </w:pPr>
+      <w:r>
+        <w:rPr>
+          <w:rFonts w:ascii="KugiBold" w:hAnsi="KugiBold"/>
+          <w:sz w:val="28"/>
+          <w:szCs w:val="28"/>
+          <w:lang w:val="fr-CH"/>
+        </w:rPr>
+        <w:t>Considérant qu'il est essentiel que les droits de l'homme soient protégés par un régime de droit pour que l'homme ne soit pas contraint, en suprême recours, à la révolte contre la tyrannie et l'oppression.</w:t>
+      </w:r>
+    </w:p>
+    <w:p>
+      <w:pPr>
+        <w:pStyle w:val="Body"/>
+        <w:spacing w:line="276" w:lineRule="auto"/>
+        <w:jc w:val="both"/>
+        <w:rPr>
+          <w:rFonts w:ascii="KugiBold" w:hAnsi="KugiBold"/>
+          <w:sz w:val="28"/>
+          <w:szCs w:val="28"/>
+          <w:lang w:val="fr-CH"/>
+        </w:rPr>
+      </w:pPr>
+    </w:p>
+    <w:p>
+      <w:pPr>
+        <w:pStyle w:val="Body"/>
+        <w:spacing w:line="300" w:lineRule="exact"/>
+        <w:jc w:val="both"/>
+        <w:rPr>
+          <w:rFonts w:ascii="KugiBold" w:hAnsi="KugiBold"/>
+          <w:sz w:val="24"/>
+          <w:szCs w:val="24"/>
+          <w:lang w:val="fr-CH"/>
+        </w:rPr>
+      </w:pPr>
+      <w:r>
+        <w:rPr>
+          <w:rFonts w:ascii="KugiBold" w:hAnsi="KugiBold"/>
           <w:sz w:val="24"/>
           <w:szCs w:val="24"/>
           <w:lang w:val="fr-CH"/>
@@ -184,7 +687,7 @@
         <w:spacing w:line="300" w:lineRule="exact"/>
         <w:jc w:val="both"/>
         <w:rPr>
-          <w:rFonts w:ascii="KugiRegular" w:hAnsi="KugiRegular"/>
+          <w:rFonts w:ascii="KugiBold" w:hAnsi="KugiBold"/>
           <w:sz w:val="24"/>
           <w:szCs w:val="24"/>
           <w:lang w:val="fr-CH"/>
@@ -193,7 +696,7 @@
       <w:proofErr w:type="spellStart"/>
       <w:r>
         <w:rPr>
-          <w:rFonts w:ascii="KugiRegular" w:hAnsi="KugiRegular"/>
+          <w:rFonts w:ascii="KugiBold" w:hAnsi="KugiBold"/>
           <w:sz w:val="24"/>
           <w:szCs w:val="24"/>
           <w:lang w:val="fr-CH"/>
@@ -208,7 +711,7 @@
         <w:spacing w:line="300" w:lineRule="exact"/>
         <w:jc w:val="both"/>
         <w:rPr>
-          <w:rFonts w:ascii="KugiRegular" w:hAnsi="KugiRegular"/>
+          <w:rFonts w:ascii="KugiBold" w:hAnsi="KugiBold"/>
           <w:sz w:val="24"/>
           <w:szCs w:val="24"/>
           <w:lang w:val="fr-CH"/>
@@ -217,12 +720,186 @@
       <w:proofErr w:type="spellStart"/>
       <w:r>
         <w:rPr>
-          <w:rFonts w:ascii="KugiRegular" w:hAnsi="KugiRegular"/>
+          <w:rFonts w:ascii="KugiBold" w:hAnsi="KugiBold"/>
           <w:sz w:val="24"/>
           <w:szCs w:val="24"/>
           <w:lang w:val="fr-CH"/>
         </w:rPr>
         <w:t>äöüàéèûñ</w:t>
+      </w:r>
+      <w:proofErr w:type="spellEnd"/>
+    </w:p>
+    <w:p>
+      <w:pPr>
+        <w:pStyle w:val="Body"/>
+        <w:spacing w:line="640" w:lineRule="exact"/>
+        <w:jc w:val="both"/>
+        <w:rPr>
+          <w:rFonts w:ascii="KugiBold" w:hAnsi="KugiBold"/>
+          <w:sz w:val="24"/>
+          <w:szCs w:val="24"/>
+          <w:lang w:val="fr-CH"/>
+        </w:rPr>
+      </w:pPr>
+      <w:r>
+        <w:rPr>
+          <w:rFonts w:ascii="KugiBold" w:hAnsi="KugiBold"/>
+          <w:sz w:val="24"/>
+          <w:szCs w:val="24"/>
+          <w:lang w:val="fr-CH"/>
+        </w:rPr>
+        <w:t xml:space="preserve">0123456789 </w:t>
+      </w:r>
+    </w:p>
+    <w:p>
+      <w:pPr>
+        <w:pStyle w:val="Body"/>
+        <w:spacing w:line="640" w:lineRule="exact"/>
+        <w:rPr>
+          <w:rFonts w:ascii="KugiRegular" w:hAnsi="KugiRegular"/>
+          <w:sz w:val="48"/>
+          <w:szCs w:val="48"/>
+          <w:lang w:val="fr-CH"/>
+        </w:rPr>
+      </w:pPr>
+      <w:proofErr w:type="spellStart"/>
+      <w:r>
+        <w:rPr>
+          <w:rFonts w:ascii="KugiRegular" w:hAnsi="KugiRegular"/>
+          <w:sz w:val="28"/>
+          <w:szCs w:val="28"/>
+          <w:lang w:val="fr-CH"/>
+        </w:rPr>
+        <w:t>Kugi</w:t>
+      </w:r>
+      <w:r>
+        <w:rPr>
+          <w:rFonts w:ascii="KugiRegular" w:hAnsi="KugiRegular"/>
+          <w:sz w:val="28"/>
+          <w:szCs w:val="28"/>
+          <w:lang w:val="fr-CH"/>
+        </w:rPr>
+        <w:t>Oblique</w:t>
+      </w:r>
+      <w:proofErr w:type="spellEnd"/>
+      <w:r>
+        <w:rPr>
+          <w:rFonts w:ascii="KugiRegular" w:hAnsi="KugiRegular"/>
+          <w:sz w:val="28"/>
+          <w:szCs w:val="28"/>
+          <w:lang w:val="fr-CH"/>
+        </w:rPr>
+        <w:t xml:space="preserve"> - </w:t>
+      </w:r>
+      <w:proofErr w:type="spellStart"/>
+      <w:r>
+        <w:rPr>
+          <w:rFonts w:ascii="KugiRegular" w:hAnsi="KugiRegular"/>
+          <w:sz w:val="28"/>
+          <w:szCs w:val="28"/>
+          <w:lang w:val="fr-CH"/>
+        </w:rPr>
+        <w:t>KugiSubtitle</w:t>
+      </w:r>
+      <w:r>
+        <w:rPr>
+          <w:rFonts w:ascii="KugiRegular" w:hAnsi="KugiRegular"/>
+          <w:sz w:val="28"/>
+          <w:szCs w:val="28"/>
+          <w:lang w:val="fr-CH"/>
+        </w:rPr>
+        <w:t>Oblique</w:t>
+      </w:r>
+      <w:proofErr w:type="spellEnd"/>
+      <w:r>
+        <w:rPr>
+          <w:rFonts w:ascii="KugiRegular" w:hAnsi="KugiRegular"/>
+          <w:sz w:val="28"/>
+          <w:szCs w:val="28"/>
+          <w:lang w:val="fr-CH"/>
+        </w:rPr>
+        <w:t>.</w:t>
+      </w:r>
+      <w:r>
+        <w:rPr>
+          <w:rFonts w:ascii="KugiRegular" w:hAnsi="KugiRegular"/>
+          <w:sz w:val="28"/>
+          <w:szCs w:val="28"/>
+          <w:lang w:val="fr-CH"/>
+        </w:rPr>
+        <w:br/>
+      </w:r>
+      <w:r>
+        <w:rPr>
+          <w:rFonts w:ascii="KugiOblique" w:hAnsi="KugiOblique"/>
+          <w:sz w:val="48"/>
+          <w:szCs w:val="48"/>
+          <w:lang w:val="fr-CH"/>
+        </w:rPr>
+        <w:t>i ä ö ü ? .</w:t>
+      </w:r>
+    </w:p>
+    <w:p>
+      <w:pPr>
+        <w:pStyle w:val="Body"/>
+        <w:spacing w:line="640" w:lineRule="exact"/>
+        <w:rPr>
+          <w:rFonts w:ascii="KUGISUBTITLEOBLIQUE" w:hAnsi="KUGISUBTITLEOBLIQUE"/>
+          <w:sz w:val="48"/>
+          <w:szCs w:val="48"/>
+          <w:lang w:val="fr-CH"/>
+        </w:rPr>
+      </w:pPr>
+      <w:r>
+        <w:rPr>
+          <w:rFonts w:ascii="KUGISUBTITLEOBLIQUE" w:hAnsi="KUGISUBTITLEOBLIQUE"/>
+          <w:sz w:val="48"/>
+          <w:szCs w:val="48"/>
+          <w:lang w:val="fr-CH"/>
+        </w:rPr>
+        <w:t xml:space="preserve">i ä ö ü ? .  </w:t>
+      </w:r>
+    </w:p>
+    <w:p>
+      <w:pPr>
+        <w:pStyle w:val="Body"/>
+        <w:spacing w:line="640" w:lineRule="exact"/>
+        <w:jc w:val="both"/>
+        <w:rPr>
+          <w:rFonts w:ascii="KugiOblique" w:hAnsi="KugiOblique"/>
+          <w:sz w:val="28"/>
+          <w:szCs w:val="28"/>
+          <w:lang w:val="fr-CH"/>
+        </w:rPr>
+      </w:pPr>
+      <w:r>
+        <w:rPr>
+          <w:rFonts w:ascii="Arial Unicode MS" w:hAnsi="Arial Unicode MS"/>
+          <w:sz w:val="36"/>
+          <w:szCs w:val="36"/>
+          <w:lang w:val="fr-CH"/>
+        </w:rPr>
+        <w:br w:type="column"/>
+      </w:r>
+      <w:proofErr w:type="spellStart"/>
+      <w:r>
+        <w:rPr>
+          <w:rFonts w:ascii="KugiOblique" w:hAnsi="KugiOblique"/>
+          <w:sz w:val="28"/>
+          <w:szCs w:val="28"/>
+          <w:lang w:val="fr-CH"/>
+        </w:rPr>
+        <w:lastRenderedPageBreak/>
+        <w:t>Kugi</w:t>
+      </w:r>
+      <w:r>
+        <w:rPr>
+          <w:rFonts w:ascii="KugiOblique" w:hAnsi="KugiOblique"/>
+          <w:sz w:val="28"/>
+          <w:szCs w:val="28"/>
+          <w:lang w:val="fr-CH"/>
+        </w:rPr>
+        <w:t>Oblique</w:t>
       </w:r>
       <w:proofErr w:type="spellEnd"/>
     </w:p>
@@ -240,7 +917,261 @@
       </w:pPr>
       <w:r>
         <w:rPr>
-          <w:rFonts w:ascii="KugiRegular" w:hAnsi="KugiRegular"/>
+          <w:rFonts w:ascii="KugiOblique" w:hAnsi="KugiOblique"/>
+          <w:sz w:val="56"/>
+          <w:szCs w:val="56"/>
+          <w:lang w:val="fr-CH"/>
+        </w:rPr>
+        <w:t>Considérant que</w:t>
+      </w:r>
+    </w:p>
+    <w:p>
+      <w:pPr>
+        <w:pStyle w:val="Body"/>
+        <w:spacing w:line="560" w:lineRule="exact"/>
+        <w:jc w:val="both"/>
+        <w:rPr>
+          <w:rFonts w:ascii="KugiOblique" w:hAnsi="KugiOblique"/>
+          <w:sz w:val="48"/>
+          <w:szCs w:val="48"/>
+          <w:lang w:val="fr-CH"/>
+        </w:rPr>
+      </w:pPr>
+      <w:r>
+        <w:rPr>
+          <w:rFonts w:ascii="KugiOblique" w:hAnsi="KugiOblique"/>
+          <w:sz w:val="48"/>
+          <w:szCs w:val="48"/>
+          <w:lang w:val="fr-CH"/>
+        </w:rPr>
+        <w:t>Considérant que</w:t>
+      </w:r>
+    </w:p>
+    <w:p>
+      <w:pPr>
+        <w:pStyle w:val="Body"/>
+        <w:spacing w:line="480" w:lineRule="exact"/>
+        <w:jc w:val="both"/>
+        <w:rPr>
+          <w:rFonts w:ascii="KugiOblique" w:hAnsi="KugiOblique"/>
+          <w:sz w:val="36"/>
+          <w:szCs w:val="36"/>
+          <w:lang w:val="fr-CH"/>
+        </w:rPr>
+      </w:pPr>
+      <w:r>
+        <w:rPr>
+          <w:rFonts w:ascii="KugiOblique" w:hAnsi="KugiOblique"/>
+          <w:sz w:val="36"/>
+          <w:szCs w:val="36"/>
+          <w:lang w:val="fr-CH"/>
+        </w:rPr>
+        <w:t>Considérant que</w:t>
+      </w:r>
+    </w:p>
+    <w:p>
+      <w:pPr>
+        <w:pStyle w:val="Body"/>
+        <w:spacing w:line="480" w:lineRule="exact"/>
+        <w:jc w:val="both"/>
+        <w:rPr>
+          <w:rFonts w:ascii="KugiOblique" w:hAnsi="KugiOblique"/>
+          <w:sz w:val="36"/>
+          <w:szCs w:val="36"/>
+          <w:lang w:val="fr-CH"/>
+        </w:rPr>
+      </w:pPr>
+    </w:p>
+    <w:p>
+      <w:pPr>
+        <w:pStyle w:val="Body"/>
+        <w:spacing w:line="276" w:lineRule="auto"/>
+        <w:jc w:val="both"/>
+        <w:rPr>
+          <w:rFonts w:ascii="KugiOblique" w:hAnsi="KugiOblique"/>
+          <w:sz w:val="20"/>
+          <w:szCs w:val="20"/>
+          <w:lang w:val="fr-CH"/>
+        </w:rPr>
+      </w:pPr>
+      <w:r>
+        <w:rPr>
+          <w:rFonts w:ascii="KugiOblique" w:hAnsi="KugiOblique"/>
+          <w:sz w:val="20"/>
+          <w:szCs w:val="20"/>
+          <w:lang w:val="fr-CH"/>
+        </w:rPr>
+        <w:t>Considérant que la reconnaissance de la dignité inhérente à tous les membres de la famille humaine et de leurs droits égaux et inaliénables constitue le fondement de la liberté, de la justice et de la paix dans le monde.</w:t>
+      </w:r>
+    </w:p>
+    <w:p>
+      <w:pPr>
+        <w:pStyle w:val="Body"/>
+        <w:spacing w:line="276" w:lineRule="auto"/>
+        <w:jc w:val="both"/>
+        <w:rPr>
+          <w:rFonts w:ascii="KugiOblique" w:eastAsia="KugiRegular" w:hAnsi="KugiOblique" w:cs="KugiRegular"/>
+          <w:sz w:val="20"/>
+          <w:szCs w:val="20"/>
+          <w:lang w:val="fr-CH"/>
+        </w:rPr>
+      </w:pPr>
+    </w:p>
+    <w:p>
+      <w:pPr>
+        <w:pStyle w:val="Body"/>
+        <w:spacing w:line="300" w:lineRule="exact"/>
+        <w:jc w:val="both"/>
+        <w:rPr>
+          <w:rFonts w:ascii="KugiOblique" w:hAnsi="KugiOblique"/>
+          <w:sz w:val="24"/>
+          <w:szCs w:val="24"/>
+          <w:lang w:val="fr-CH"/>
+        </w:rPr>
+      </w:pPr>
+      <w:r>
+        <w:rPr>
+          <w:rFonts w:ascii="KugiOblique" w:hAnsi="KugiOblique"/>
+          <w:sz w:val="24"/>
+          <w:szCs w:val="24"/>
+          <w:lang w:val="fr-CH"/>
+        </w:rPr>
+        <w:t>Considérant que la méconnaissance et le mépris des droits de l'homme ont conduit à des actes de barbarie qui révoltent la conscience de l'humanité et que l'avènement d'un monde où les êtres humains seront libres de parler et de croire, libérés de la terreur et de la misère, a été proclamé comme la plus haute aspiration de l’homme.</w:t>
+      </w:r>
+    </w:p>
+    <w:p>
+      <w:pPr>
+        <w:pStyle w:val="Body"/>
+        <w:spacing w:line="300" w:lineRule="exact"/>
+        <w:jc w:val="both"/>
+        <w:rPr>
+          <w:rFonts w:ascii="KugiOblique" w:eastAsia="KugiRegular" w:hAnsi="KugiOblique" w:cs="KugiRegular"/>
+          <w:sz w:val="24"/>
+          <w:szCs w:val="24"/>
+          <w:lang w:val="fr-CH"/>
+        </w:rPr>
+      </w:pPr>
+    </w:p>
+    <w:p>
+      <w:pPr>
+        <w:pStyle w:val="Body"/>
+        <w:spacing w:line="360" w:lineRule="exact"/>
+        <w:jc w:val="both"/>
+        <w:rPr>
+          <w:rFonts w:ascii="KugiOblique" w:hAnsi="KugiOblique"/>
+          <w:sz w:val="28"/>
+          <w:szCs w:val="28"/>
+          <w:lang w:val="fr-CH"/>
+        </w:rPr>
+      </w:pPr>
+      <w:r>
+        <w:rPr>
+          <w:rFonts w:ascii="KugiOblique" w:hAnsi="KugiOblique"/>
+          <w:sz w:val="28"/>
+          <w:szCs w:val="28"/>
+          <w:lang w:val="fr-CH"/>
+        </w:rPr>
+        <w:t>Considérant qu'il est essentiel que les droits de l'homme soient protégés par un régime de droit pour que l'homme ne soit pas contraint, en suprême recours, à la révolte contre la tyrannie et l'oppression.</w:t>
+      </w:r>
+    </w:p>
+    <w:p>
+      <w:pPr>
+        <w:pStyle w:val="Body"/>
+        <w:spacing w:line="276" w:lineRule="auto"/>
+        <w:jc w:val="both"/>
+        <w:rPr>
+          <w:rFonts w:ascii="KugiOblique" w:hAnsi="KugiOblique"/>
+          <w:sz w:val="28"/>
+          <w:szCs w:val="28"/>
+          <w:lang w:val="fr-CH"/>
+        </w:rPr>
+      </w:pPr>
+    </w:p>
+    <w:p>
+      <w:pPr>
+        <w:pStyle w:val="Body"/>
+        <w:spacing w:line="300" w:lineRule="exact"/>
+        <w:jc w:val="both"/>
+        <w:rPr>
+          <w:rFonts w:ascii="KugiOblique" w:hAnsi="KugiOblique"/>
+          <w:sz w:val="24"/>
+          <w:szCs w:val="24"/>
+          <w:lang w:val="fr-CH"/>
+        </w:rPr>
+      </w:pPr>
+      <w:r>
+        <w:rPr>
+          <w:rFonts w:ascii="KugiOblique" w:hAnsi="KugiOblique"/>
+          <w:sz w:val="24"/>
+          <w:szCs w:val="24"/>
+          <w:lang w:val="fr-CH"/>
+        </w:rPr>
+        <w:t>ABCDEFGHIJKLMNOPQRSTUVWXYZ</w:t>
+      </w:r>
+    </w:p>
+    <w:p>
+      <w:pPr>
+        <w:pStyle w:val="Body"/>
+        <w:spacing w:line="300" w:lineRule="exact"/>
+        <w:jc w:val="both"/>
+        <w:rPr>
+          <w:rFonts w:ascii="KugiOblique" w:hAnsi="KugiOblique"/>
+          <w:sz w:val="24"/>
+          <w:szCs w:val="24"/>
+          <w:lang w:val="fr-CH"/>
+        </w:rPr>
+      </w:pPr>
+      <w:proofErr w:type="spellStart"/>
+      <w:r>
+        <w:rPr>
+          <w:rFonts w:ascii="KugiOblique" w:hAnsi="KugiOblique"/>
+          <w:sz w:val="24"/>
+          <w:szCs w:val="24"/>
+          <w:lang w:val="fr-CH"/>
+        </w:rPr>
+        <w:t>abcdefghijklmnopqrstuvwxyz</w:t>
+      </w:r>
+      <w:proofErr w:type="spellEnd"/>
+    </w:p>
+    <w:p>
+      <w:pPr>
+        <w:pStyle w:val="Body"/>
+        <w:spacing w:line="300" w:lineRule="exact"/>
+        <w:jc w:val="both"/>
+        <w:rPr>
+          <w:rFonts w:ascii="KugiOblique" w:hAnsi="KugiOblique"/>
+          <w:sz w:val="24"/>
+          <w:szCs w:val="24"/>
+          <w:lang w:val="fr-CH"/>
+        </w:rPr>
+      </w:pPr>
+      <w:proofErr w:type="spellStart"/>
+      <w:r>
+        <w:rPr>
+          <w:rFonts w:ascii="KugiOblique" w:hAnsi="KugiOblique"/>
+          <w:sz w:val="24"/>
+          <w:szCs w:val="24"/>
+          <w:lang w:val="fr-CH"/>
+        </w:rPr>
+        <w:t>äöüàéèûñ</w:t>
+      </w:r>
+      <w:proofErr w:type="spellEnd"/>
+    </w:p>
+    <w:p>
+      <w:pPr>
+        <w:pStyle w:val="Body"/>
+        <w:spacing w:line="640" w:lineRule="exact"/>
+        <w:jc w:val="both"/>
+        <w:rPr>
+          <w:rFonts w:ascii="KugiItalic" w:hAnsi="KugiItalic"/>
+          <w:sz w:val="28"/>
+          <w:szCs w:val="28"/>
+          <w:lang w:val="fr-CH"/>
+        </w:rPr>
+      </w:pPr>
+      <w:r>
+        <w:rPr>
+          <w:rFonts w:ascii="KugiOblique" w:hAnsi="KugiOblique"/>
           <w:sz w:val="24"/>
           <w:szCs w:val="24"/>
           <w:lang w:val="fr-CH"/>
@@ -256,13 +1187,46 @@
         </w:rPr>
         <w:br w:type="column"/>
       </w:r>
-      <w:r>
-        <w:rPr>
-          <w:rFonts w:ascii="KugiOblique" w:hAnsi="KugiOblique"/>
+      <w:proofErr w:type="spellStart"/>
+      <w:r>
+        <w:rPr>
+          <w:rFonts w:ascii="KugiItalic" w:hAnsi="KugiItalic"/>
+          <w:sz w:val="28"/>
+          <w:szCs w:val="28"/>
+          <w:lang w:val="fr-CH"/>
+        </w:rPr>
+        <w:t>Kug</w:t>
+      </w:r>
+      <w:r>
+        <w:rPr>
+          <w:rFonts w:ascii="KugiItalic" w:hAnsi="KugiItalic"/>
+          <w:sz w:val="28"/>
+          <w:szCs w:val="28"/>
+          <w:lang w:val="fr-CH"/>
+        </w:rPr>
+        <w:t>iItalic</w:t>
+      </w:r>
+      <w:proofErr w:type="spellEnd"/>
+    </w:p>
+    <w:p>
+      <w:pPr>
+        <w:pStyle w:val="Body"/>
+        <w:spacing w:line="640" w:lineRule="exact"/>
+        <w:jc w:val="both"/>
+        <w:rPr>
+          <w:rFonts w:ascii="KugiItalic" w:hAnsi="KugiItalic"/>
           <w:sz w:val="56"/>
           <w:szCs w:val="56"/>
           <w:lang w:val="fr-CH"/>
         </w:rPr>
+      </w:pPr>
+      <w:r>
+        <w:rPr>
+          <w:rFonts w:ascii="KugiItalic" w:hAnsi="KugiItalic"/>
+          <w:sz w:val="56"/>
+          <w:szCs w:val="56"/>
+          <w:lang w:val="fr-CH"/>
+        </w:rPr>
         <w:t>Considérant que</w:t>
       </w:r>
     </w:p>
@@ -272,7 +1236,7 @@
         <w:spacing w:line="560" w:lineRule="exact"/>
         <w:jc w:val="both"/>
         <w:rPr>
-          <w:rFonts w:ascii="KugiOblique" w:hAnsi="KugiOblique"/>
+          <w:rFonts w:ascii="KugiItalic" w:hAnsi="KugiItalic"/>
           <w:sz w:val="48"/>
           <w:szCs w:val="48"/>
           <w:lang w:val="fr-CH"/>
@@ -280,7 +1244,7 @@
       </w:pPr>
       <w:r>
         <w:rPr>
-          <w:rFonts w:ascii="KugiOblique" w:hAnsi="KugiOblique"/>
+          <w:rFonts w:ascii="KugiItalic" w:hAnsi="KugiItalic"/>
           <w:sz w:val="48"/>
           <w:szCs w:val="48"/>
           <w:lang w:val="fr-CH"/>
@@ -294,7 +1258,7 @@
         <w:spacing w:line="480" w:lineRule="exact"/>
         <w:jc w:val="both"/>
         <w:rPr>
-          <w:rFonts w:ascii="KugiOblique" w:hAnsi="KugiOblique"/>
+          <w:rFonts w:ascii="KugiItalic" w:hAnsi="KugiItalic"/>
           <w:sz w:val="36"/>
           <w:szCs w:val="36"/>
           <w:lang w:val="fr-CH"/>
@@ -302,7 +1266,7 @@
       </w:pPr>
       <w:r>
         <w:rPr>
-          <w:rFonts w:ascii="KugiOblique" w:hAnsi="KugiOblique"/>
+          <w:rFonts w:ascii="KugiItalic" w:hAnsi="KugiItalic"/>
           <w:sz w:val="36"/>
           <w:szCs w:val="36"/>
           <w:lang w:val="fr-CH"/>
@@ -313,10 +1277,23 @@
     <w:p>
       <w:pPr>
         <w:pStyle w:val="Body"/>
+        <w:spacing w:line="480" w:lineRule="exact"/>
+        <w:jc w:val="both"/>
+        <w:rPr>
+          <w:rFonts w:ascii="KugiItalic" w:hAnsi="KugiItalic"/>
+          <w:sz w:val="36"/>
+          <w:szCs w:val="36"/>
+          <w:lang w:val="fr-CH"/>
+        </w:rPr>
+      </w:pPr>
+    </w:p>
+    <w:p>
+      <w:pPr>
+        <w:pStyle w:val="Body"/>
         <w:spacing w:line="276" w:lineRule="auto"/>
         <w:jc w:val="both"/>
         <w:rPr>
-          <w:rFonts w:ascii="KugiOblique" w:eastAsia="KugiRegular" w:hAnsi="KugiOblique" w:cs="KugiRegular"/>
+          <w:rFonts w:ascii="KugiItalic" w:eastAsia="KugiRegular" w:hAnsi="KugiItalic" w:cs="KugiRegular"/>
           <w:sz w:val="20"/>
           <w:szCs w:val="20"/>
           <w:lang w:val="fr-CH"/>
@@ -324,7 +1301,7 @@
       </w:pPr>
       <w:r>
         <w:rPr>
-          <w:rFonts w:ascii="KugiOblique" w:hAnsi="KugiOblique"/>
+          <w:rFonts w:ascii="KugiItalic" w:hAnsi="KugiItalic"/>
           <w:sz w:val="20"/>
           <w:szCs w:val="20"/>
           <w:lang w:val="fr-CH"/>
@@ -338,15 +1315,28 @@
         <w:spacing w:line="300" w:lineRule="exact"/>
         <w:jc w:val="both"/>
         <w:rPr>
-          <w:rFonts w:ascii="KugiOblique" w:eastAsia="KugiRegular" w:hAnsi="KugiOblique" w:cs="KugiRegular"/>
-          <w:sz w:val="24"/>
-          <w:szCs w:val="24"/>
-          <w:lang w:val="fr-CH"/>
-        </w:rPr>
-      </w:pPr>
-      <w:r>
-        <w:rPr>
-          <w:rFonts w:ascii="KugiOblique" w:hAnsi="KugiOblique"/>
+          <w:rFonts w:ascii="KugiItalic" w:hAnsi="KugiItalic"/>
+          <w:sz w:val="24"/>
+          <w:szCs w:val="24"/>
+          <w:lang w:val="fr-CH"/>
+        </w:rPr>
+      </w:pPr>
+    </w:p>
+    <w:p>
+      <w:pPr>
+        <w:pStyle w:val="Body"/>
+        <w:spacing w:line="300" w:lineRule="exact"/>
+        <w:jc w:val="both"/>
+        <w:rPr>
+          <w:rFonts w:ascii="KugiItalic" w:eastAsia="KugiRegular" w:hAnsi="KugiItalic" w:cs="KugiRegular"/>
+          <w:sz w:val="24"/>
+          <w:szCs w:val="24"/>
+          <w:lang w:val="fr-CH"/>
+        </w:rPr>
+      </w:pPr>
+      <w:r>
+        <w:rPr>
+          <w:rFonts w:ascii="KugiItalic" w:hAnsi="KugiItalic"/>
           <w:sz w:val="24"/>
           <w:szCs w:val="24"/>
           <w:lang w:val="fr-CH"/>
@@ -360,15 +1350,28 @@
         <w:spacing w:line="360" w:lineRule="exact"/>
         <w:jc w:val="both"/>
         <w:rPr>
-          <w:rFonts w:ascii="KugiOblique" w:hAnsi="KugiOblique"/>
-          <w:sz w:val="28"/>
-          <w:szCs w:val="28"/>
-          <w:lang w:val="fr-CH"/>
-        </w:rPr>
-      </w:pPr>
-      <w:r>
-        <w:rPr>
-          <w:rFonts w:ascii="KugiOblique" w:hAnsi="KugiOblique"/>
+          <w:rFonts w:ascii="KugiItalic" w:hAnsi="KugiItalic"/>
+          <w:sz w:val="28"/>
+          <w:szCs w:val="28"/>
+          <w:lang w:val="fr-CH"/>
+        </w:rPr>
+      </w:pPr>
+    </w:p>
+    <w:p>
+      <w:pPr>
+        <w:pStyle w:val="Body"/>
+        <w:spacing w:line="360" w:lineRule="exact"/>
+        <w:jc w:val="both"/>
+        <w:rPr>
+          <w:rFonts w:ascii="KugiItalic" w:hAnsi="KugiItalic"/>
+          <w:sz w:val="28"/>
+          <w:szCs w:val="28"/>
+          <w:lang w:val="fr-CH"/>
+        </w:rPr>
+      </w:pPr>
+      <w:r>
+        <w:rPr>
+          <w:rFonts w:ascii="KugiItalic" w:hAnsi="KugiItalic"/>
           <w:sz w:val="28"/>
           <w:szCs w:val="28"/>
           <w:lang w:val="fr-CH"/>
@@ -382,7 +1385,7 @@
         <w:spacing w:line="276" w:lineRule="auto"/>
         <w:jc w:val="both"/>
         <w:rPr>
-          <w:rFonts w:ascii="KugiOblique" w:hAnsi="KugiOblique"/>
+          <w:rFonts w:ascii="KugiItalic" w:hAnsi="KugiItalic"/>
           <w:sz w:val="28"/>
           <w:szCs w:val="28"/>
           <w:lang w:val="fr-CH"/>
@@ -395,15 +1398,15 @@
         <w:spacing w:line="300" w:lineRule="exact"/>
         <w:jc w:val="both"/>
         <w:rPr>
-          <w:rFonts w:ascii="KugiOblique" w:hAnsi="KugiOblique"/>
-          <w:sz w:val="24"/>
-          <w:szCs w:val="24"/>
-          <w:lang w:val="fr-CH"/>
-        </w:rPr>
-      </w:pPr>
-      <w:r>
-        <w:rPr>
-          <w:rFonts w:ascii="KugiOblique" w:hAnsi="KugiOblique"/>
+          <w:rFonts w:ascii="KugiItalic" w:hAnsi="KugiItalic"/>
+          <w:sz w:val="24"/>
+          <w:szCs w:val="24"/>
+          <w:lang w:val="fr-CH"/>
+        </w:rPr>
+      </w:pPr>
+      <w:r>
+        <w:rPr>
+          <w:rFonts w:ascii="KugiItalic" w:hAnsi="KugiItalic"/>
           <w:sz w:val="24"/>
           <w:szCs w:val="24"/>
           <w:lang w:val="fr-CH"/>
@@ -417,7 +1420,7 @@
         <w:spacing w:line="300" w:lineRule="exact"/>
         <w:jc w:val="both"/>
         <w:rPr>
-          <w:rFonts w:ascii="KugiOblique" w:hAnsi="KugiOblique"/>
+          <w:rFonts w:ascii="KugiItalic" w:hAnsi="KugiItalic"/>
           <w:sz w:val="24"/>
           <w:szCs w:val="24"/>
           <w:lang w:val="fr-CH"/>
@@ -426,7 +1429,7 @@
       <w:proofErr w:type="spellStart"/>
       <w:r>
         <w:rPr>
-          <w:rFonts w:ascii="KugiOblique" w:hAnsi="KugiOblique"/>
+          <w:rFonts w:ascii="KugiItalic" w:hAnsi="KugiItalic"/>
           <w:sz w:val="24"/>
           <w:szCs w:val="24"/>
           <w:lang w:val="fr-CH"/>
@@ -441,7 +1444,7 @@
         <w:spacing w:line="300" w:lineRule="exact"/>
         <w:jc w:val="both"/>
         <w:rPr>
-          <w:rFonts w:ascii="KugiOblique" w:hAnsi="KugiOblique"/>
+          <w:rFonts w:ascii="KugiItalic" w:hAnsi="KugiItalic"/>
           <w:sz w:val="24"/>
           <w:szCs w:val="24"/>
           <w:lang w:val="fr-CH"/>
@@ -450,7 +1453,7 @@
       <w:proofErr w:type="spellStart"/>
       <w:r>
         <w:rPr>
-          <w:rFonts w:ascii="KugiOblique" w:hAnsi="KugiOblique"/>
+          <w:rFonts w:ascii="KugiItalic" w:hAnsi="KugiItalic"/>
           <w:sz w:val="24"/>
           <w:szCs w:val="24"/>
           <w:lang w:val="fr-CH"/>
@@ -465,21 +1468,34 @@
         <w:spacing w:line="640" w:lineRule="exact"/>
         <w:jc w:val="both"/>
         <w:rPr>
-          <w:rFonts w:ascii="KugiBold" w:hAnsi="KugiBold"/>
-          <w:sz w:val="56"/>
-          <w:szCs w:val="56"/>
-          <w:lang w:val="fr-CH"/>
-        </w:rPr>
-      </w:pPr>
-      <w:r>
-        <w:rPr>
-          <w:rFonts w:ascii="KugiOblique" w:hAnsi="KugiOblique"/>
+          <w:rFonts w:ascii="KugiItalic" w:hAnsi="KugiItalic"/>
+          <w:sz w:val="24"/>
+          <w:szCs w:val="24"/>
+          <w:lang w:val="fr-CH"/>
+        </w:rPr>
+      </w:pPr>
+      <w:r>
+        <w:rPr>
+          <w:rFonts w:ascii="KugiItalic" w:hAnsi="KugiItalic"/>
           <w:sz w:val="24"/>
           <w:szCs w:val="24"/>
           <w:lang w:val="fr-CH"/>
         </w:rPr>
         <w:t xml:space="preserve">0123456789 </w:t>
       </w:r>
+    </w:p>
+    <w:p>
+      <w:pPr>
+        <w:pStyle w:val="Body"/>
+        <w:spacing w:line="276" w:lineRule="auto"/>
+        <w:jc w:val="both"/>
+        <w:rPr>
+          <w:rFonts w:ascii="KugiItalic" w:hAnsi="KugiItalic"/>
+          <w:sz w:val="24"/>
+          <w:szCs w:val="24"/>
+          <w:lang w:val="fr-CH"/>
+        </w:rPr>
+      </w:pPr>
       <w:r>
         <w:rPr>
           <w:rFonts w:ascii="Arial Unicode MS" w:hAnsi="Arial Unicode MS"/>
@@ -487,209 +1503,27 @@
           <w:szCs w:val="36"/>
           <w:lang w:val="fr-CH"/>
         </w:rPr>
-        <w:br w:type="column"/>
-      </w:r>
-      <w:r>
-        <w:rPr>
-          <w:rFonts w:ascii="KugiBold" w:hAnsi="KugiBold"/>
-          <w:sz w:val="56"/>
-          <w:szCs w:val="56"/>
+        <w:br w:type="page"/>
+      </w:r>
+      <w:proofErr w:type="spellStart"/>
+      <w:r>
+        <w:rPr>
+          <w:rFonts w:ascii="KUGICAPS" w:hAnsi="KUGICAPS"/>
+          <w:sz w:val="24"/>
+          <w:szCs w:val="24"/>
           <w:lang w:val="fr-CH"/>
         </w:rPr>
         <w:lastRenderedPageBreak/>
-        <w:t>Considérant que</w:t>
-      </w:r>
-    </w:p>
-    <w:p>
-      <w:pPr>
-        <w:pStyle w:val="Body"/>
-        <w:spacing w:line="560" w:lineRule="exact"/>
-        <w:jc w:val="both"/>
-        <w:rPr>
-          <w:rFonts w:ascii="KugiBold" w:hAnsi="KugiBold"/>
-          <w:sz w:val="48"/>
-          <w:szCs w:val="48"/>
-          <w:lang w:val="fr-CH"/>
-        </w:rPr>
-      </w:pPr>
-      <w:r>
-        <w:rPr>
-          <w:rFonts w:ascii="KugiBold" w:hAnsi="KugiBold"/>
-          <w:sz w:val="48"/>
-          <w:szCs w:val="48"/>
-          <w:lang w:val="fr-CH"/>
-        </w:rPr>
-        <w:t>Considérant que</w:t>
-      </w:r>
-    </w:p>
-    <w:p>
-      <w:pPr>
-        <w:pStyle w:val="Body"/>
-        <w:spacing w:line="480" w:lineRule="exact"/>
-        <w:jc w:val="both"/>
-        <w:rPr>
-          <w:rFonts w:ascii="KugiBold" w:hAnsi="KugiBold"/>
-          <w:sz w:val="36"/>
-          <w:szCs w:val="36"/>
-          <w:lang w:val="fr-CH"/>
-        </w:rPr>
-      </w:pPr>
-      <w:r>
-        <w:rPr>
-          <w:rFonts w:ascii="KugiBold" w:hAnsi="KugiBold"/>
-          <w:sz w:val="36"/>
-          <w:szCs w:val="36"/>
-          <w:lang w:val="fr-CH"/>
-        </w:rPr>
-        <w:t>Considérant que</w:t>
-      </w:r>
-    </w:p>
-    <w:p>
-      <w:pPr>
-        <w:pStyle w:val="Body"/>
-        <w:spacing w:line="276" w:lineRule="auto"/>
-        <w:jc w:val="both"/>
-        <w:rPr>
-          <w:rFonts w:ascii="KugiBold" w:eastAsia="KugiRegular" w:hAnsi="KugiBold" w:cs="KugiRegular"/>
-          <w:sz w:val="20"/>
-          <w:szCs w:val="20"/>
-          <w:lang w:val="fr-CH"/>
-        </w:rPr>
-      </w:pPr>
-      <w:r>
-        <w:rPr>
-          <w:rFonts w:ascii="KugiBold" w:hAnsi="KugiBold"/>
-          <w:sz w:val="20"/>
-          <w:szCs w:val="20"/>
-          <w:lang w:val="fr-CH"/>
-        </w:rPr>
-        <w:t>Considérant que la reconnaissance de la dignité inhérente à tous les membres de la famille humaine et de leurs droits égaux et inaliénables constitue le fondement de la liberté, de la justice et de la paix dans le monde.</w:t>
-      </w:r>
-    </w:p>
-    <w:p>
-      <w:pPr>
-        <w:pStyle w:val="Body"/>
-        <w:spacing w:line="300" w:lineRule="exact"/>
-        <w:jc w:val="both"/>
-        <w:rPr>
-          <w:rFonts w:ascii="KugiBold" w:eastAsia="KugiRegular" w:hAnsi="KugiBold" w:cs="KugiRegular"/>
-          <w:sz w:val="24"/>
-          <w:szCs w:val="24"/>
-          <w:lang w:val="fr-CH"/>
-        </w:rPr>
-      </w:pPr>
-      <w:r>
-        <w:rPr>
-          <w:rFonts w:ascii="KugiBold" w:hAnsi="KugiBold"/>
-          <w:sz w:val="24"/>
-          <w:szCs w:val="24"/>
-          <w:lang w:val="fr-CH"/>
-        </w:rPr>
-        <w:t>Considérant que la méconnaissance et le mépris des droits de l'homme ont conduit à des actes de barbarie qui révoltent la conscience de l'humanité et que l'avènement d'un monde où les êtres humains seront libres de parler et de croire, libérés de la terreur et de la misère, a été proclamé comme la plus haute aspiration de l’homme.</w:t>
-      </w:r>
-    </w:p>
-    <w:p>
-      <w:pPr>
-        <w:pStyle w:val="Body"/>
-        <w:spacing w:line="360" w:lineRule="exact"/>
-        <w:jc w:val="both"/>
-        <w:rPr>
-          <w:rFonts w:ascii="KugiBold" w:hAnsi="KugiBold"/>
-          <w:sz w:val="28"/>
-          <w:szCs w:val="28"/>
-          <w:lang w:val="fr-CH"/>
-        </w:rPr>
-      </w:pPr>
-      <w:r>
-        <w:rPr>
-          <w:rFonts w:ascii="KugiBold" w:hAnsi="KugiBold"/>
-          <w:sz w:val="28"/>
-          <w:szCs w:val="28"/>
-          <w:lang w:val="fr-CH"/>
-        </w:rPr>
-        <w:t>Considérant qu'il est essentiel que les droits de l'homme soient protégés par un régime de droit pour que l'homme ne soit pas contraint, en suprême recours, à la révolte contre la tyrannie et l'oppression.</w:t>
-      </w:r>
-    </w:p>
-    <w:p>
-      <w:pPr>
-        <w:pStyle w:val="Body"/>
-        <w:spacing w:line="276" w:lineRule="auto"/>
-        <w:jc w:val="both"/>
-        <w:rPr>
-          <w:rFonts w:ascii="KugiBold" w:hAnsi="KugiBold"/>
-          <w:sz w:val="28"/>
-          <w:szCs w:val="28"/>
-          <w:lang w:val="fr-CH"/>
-        </w:rPr>
-      </w:pPr>
-    </w:p>
-    <w:p>
-      <w:pPr>
-        <w:pStyle w:val="Body"/>
-        <w:spacing w:line="300" w:lineRule="exact"/>
-        <w:jc w:val="both"/>
-        <w:rPr>
-          <w:rFonts w:ascii="KugiBold" w:hAnsi="KugiBold"/>
-          <w:sz w:val="24"/>
-          <w:szCs w:val="24"/>
-          <w:lang w:val="fr-CH"/>
-        </w:rPr>
-      </w:pPr>
-      <w:r>
-        <w:rPr>
-          <w:rFonts w:ascii="KugiBold" w:hAnsi="KugiBold"/>
-          <w:sz w:val="24"/>
-          <w:szCs w:val="24"/>
-          <w:lang w:val="fr-CH"/>
-        </w:rPr>
-        <w:t>ABCDEFGHIJKLMNOPQRSTUVWXYZ</w:t>
-      </w:r>
-    </w:p>
-    <w:p>
-      <w:pPr>
-        <w:pStyle w:val="Body"/>
-        <w:spacing w:line="300" w:lineRule="exact"/>
-        <w:jc w:val="both"/>
-        <w:rPr>
-          <w:rFonts w:ascii="KugiBold" w:hAnsi="KugiBold"/>
-          <w:sz w:val="24"/>
-          <w:szCs w:val="24"/>
-          <w:lang w:val="fr-CH"/>
-        </w:rPr>
-      </w:pPr>
-      <w:proofErr w:type="spellStart"/>
-      <w:r>
-        <w:rPr>
-          <w:rFonts w:ascii="KugiBold" w:hAnsi="KugiBold"/>
-          <w:sz w:val="24"/>
-          <w:szCs w:val="24"/>
-          <w:lang w:val="fr-CH"/>
-        </w:rPr>
-        <w:t>abcdefghijklmnopqrstuvwxyz</w:t>
-      </w:r>
-      <w:proofErr w:type="spellEnd"/>
-    </w:p>
-    <w:p>
-      <w:pPr>
-        <w:pStyle w:val="Body"/>
-        <w:spacing w:line="300" w:lineRule="exact"/>
-        <w:jc w:val="both"/>
-        <w:rPr>
-          <w:rFonts w:ascii="KugiBold" w:hAnsi="KugiBold"/>
-          <w:sz w:val="24"/>
-          <w:szCs w:val="24"/>
-          <w:lang w:val="fr-CH"/>
-        </w:rPr>
-      </w:pPr>
-      <w:proofErr w:type="spellStart"/>
-      <w:r>
-        <w:rPr>
-          <w:rFonts w:ascii="KugiBold" w:hAnsi="KugiBold"/>
-          <w:sz w:val="24"/>
-          <w:szCs w:val="24"/>
-          <w:lang w:val="fr-CH"/>
-        </w:rPr>
-        <w:t>äöüàéèûñ</w:t>
+        <w:t>Kugi</w:t>
+      </w:r>
+      <w:r>
+        <w:rPr>
+          <w:rFonts w:ascii="KUGICAPS" w:hAnsi="KUGICAPS"/>
+          <w:sz w:val="24"/>
+          <w:szCs w:val="24"/>
+          <w:lang w:val="fr-CH"/>
+        </w:rPr>
+        <w:t>Caps</w:t>
       </w:r>
       <w:proofErr w:type="spellEnd"/>
     </w:p>
@@ -707,21 +1541,264 @@
       </w:pPr>
       <w:r>
         <w:rPr>
-          <w:rFonts w:ascii="KugiBold" w:hAnsi="KugiBold"/>
-          <w:sz w:val="24"/>
-          <w:szCs w:val="24"/>
-          <w:lang w:val="fr-CH"/>
-        </w:rPr>
-        <w:t>0123456789</w:t>
-      </w:r>
-      <w:r>
-        <w:rPr>
-          <w:rFonts w:ascii="KugiRegular" w:hAnsi="KugiRegular"/>
-          <w:sz w:val="24"/>
-          <w:szCs w:val="24"/>
-          <w:lang w:val="fr-CH"/>
-        </w:rPr>
-        <w:t xml:space="preserve"> </w:t>
+          <w:rFonts w:ascii="KUGICAPS" w:hAnsi="KUGICAPS"/>
+          <w:sz w:val="56"/>
+          <w:szCs w:val="56"/>
+          <w:lang w:val="fr-CH"/>
+        </w:rPr>
+        <w:t>Considérant que</w:t>
+      </w:r>
+    </w:p>
+    <w:p>
+      <w:pPr>
+        <w:pStyle w:val="Body"/>
+        <w:spacing w:line="560" w:lineRule="exact"/>
+        <w:jc w:val="both"/>
+        <w:rPr>
+          <w:rFonts w:ascii="KUGICAPS" w:hAnsi="KUGICAPS"/>
+          <w:sz w:val="48"/>
+          <w:szCs w:val="48"/>
+          <w:lang w:val="fr-CH"/>
+        </w:rPr>
+      </w:pPr>
+      <w:r>
+        <w:rPr>
+          <w:rFonts w:ascii="KUGICAPS" w:hAnsi="KUGICAPS"/>
+          <w:sz w:val="48"/>
+          <w:szCs w:val="48"/>
+          <w:lang w:val="fr-CH"/>
+        </w:rPr>
+        <w:t>Considérant que</w:t>
+      </w:r>
+    </w:p>
+    <w:p>
+      <w:pPr>
+        <w:pStyle w:val="Body"/>
+        <w:spacing w:line="480" w:lineRule="exact"/>
+        <w:jc w:val="both"/>
+        <w:rPr>
+          <w:rFonts w:ascii="KUGICAPS" w:hAnsi="KUGICAPS"/>
+          <w:sz w:val="36"/>
+          <w:szCs w:val="36"/>
+          <w:lang w:val="fr-CH"/>
+        </w:rPr>
+      </w:pPr>
+      <w:r>
+        <w:rPr>
+          <w:rFonts w:ascii="KUGICAPS" w:hAnsi="KUGICAPS"/>
+          <w:sz w:val="36"/>
+          <w:szCs w:val="36"/>
+          <w:lang w:val="fr-CH"/>
+        </w:rPr>
+        <w:t>Considérant que</w:t>
+      </w:r>
+    </w:p>
+    <w:p>
+      <w:pPr>
+        <w:pStyle w:val="Body"/>
+        <w:spacing w:line="276" w:lineRule="auto"/>
+        <w:jc w:val="both"/>
+        <w:rPr>
+          <w:rFonts w:ascii="KUGICAPS" w:hAnsi="KUGICAPS"/>
+          <w:sz w:val="20"/>
+          <w:szCs w:val="20"/>
+          <w:lang w:val="fr-CH"/>
+        </w:rPr>
+      </w:pPr>
+    </w:p>
+    <w:p>
+      <w:pPr>
+        <w:pStyle w:val="Body"/>
+        <w:spacing w:line="276" w:lineRule="auto"/>
+        <w:jc w:val="both"/>
+        <w:rPr>
+          <w:rFonts w:ascii="KUGICAPS" w:eastAsia="KugiRegular" w:hAnsi="KUGICAPS" w:cs="KugiRegular"/>
+          <w:sz w:val="20"/>
+          <w:szCs w:val="20"/>
+          <w:lang w:val="fr-CH"/>
+        </w:rPr>
+      </w:pPr>
+      <w:r>
+        <w:rPr>
+          <w:rFonts w:ascii="KUGICAPS" w:hAnsi="KUGICAPS"/>
+          <w:sz w:val="20"/>
+          <w:szCs w:val="20"/>
+          <w:lang w:val="fr-CH"/>
+        </w:rPr>
+        <w:t>Considérant que la reconnaissance de la dignité inhérente à tous les membres de la famille humaine et de leurs droits égaux et inaliénables constitue le fondement de la liberté, de la justice et de la paix dans le monde.</w:t>
+      </w:r>
+    </w:p>
+    <w:p>
+      <w:pPr>
+        <w:pStyle w:val="Body"/>
+        <w:spacing w:line="300" w:lineRule="exact"/>
+        <w:jc w:val="both"/>
+        <w:rPr>
+          <w:rFonts w:ascii="KUGICAPS" w:hAnsi="KUGICAPS"/>
+          <w:sz w:val="24"/>
+          <w:szCs w:val="24"/>
+          <w:lang w:val="fr-CH"/>
+        </w:rPr>
+      </w:pPr>
+    </w:p>
+    <w:p>
+      <w:pPr>
+        <w:pStyle w:val="Body"/>
+        <w:spacing w:line="300" w:lineRule="exact"/>
+        <w:jc w:val="both"/>
+        <w:rPr>
+          <w:rFonts w:ascii="KUGICAPS" w:eastAsia="KugiRegular" w:hAnsi="KUGICAPS" w:cs="KugiRegular"/>
+          <w:sz w:val="24"/>
+          <w:szCs w:val="24"/>
+          <w:lang w:val="fr-CH"/>
+        </w:rPr>
+      </w:pPr>
+      <w:r>
+        <w:rPr>
+          <w:rFonts w:ascii="KUGICAPS" w:hAnsi="KUGICAPS"/>
+          <w:sz w:val="24"/>
+          <w:szCs w:val="24"/>
+          <w:lang w:val="fr-CH"/>
+        </w:rPr>
+        <w:t>Considérant que la méconnaissance et le mépris des droits de l'homme ont conduit à des actes de barbarie qui révoltent la conscience de l'humanité et que l'avènement d'un monde où les êtres humains seront libres de parler et de croire, libérés de la terreur et de la misère, a été proclamé comme la plus haute aspiration de l’homme.</w:t>
+      </w:r>
+    </w:p>
+    <w:p>
+      <w:pPr>
+        <w:pStyle w:val="Body"/>
+        <w:spacing w:line="360" w:lineRule="exact"/>
+        <w:jc w:val="both"/>
+        <w:rPr>
+          <w:rFonts w:ascii="KUGICAPS" w:hAnsi="KUGICAPS"/>
+          <w:sz w:val="28"/>
+          <w:szCs w:val="28"/>
+          <w:lang w:val="fr-CH"/>
+        </w:rPr>
+      </w:pPr>
+    </w:p>
+    <w:p>
+      <w:pPr>
+        <w:pStyle w:val="Body"/>
+        <w:spacing w:line="360" w:lineRule="exact"/>
+        <w:jc w:val="both"/>
+        <w:rPr>
+          <w:rFonts w:ascii="KUGICAPS" w:hAnsi="KUGICAPS"/>
+          <w:sz w:val="28"/>
+          <w:szCs w:val="28"/>
+          <w:lang w:val="fr-CH"/>
+        </w:rPr>
+      </w:pPr>
+      <w:r>
+        <w:rPr>
+          <w:rFonts w:ascii="KUGICAPS" w:hAnsi="KUGICAPS"/>
+          <w:sz w:val="28"/>
+          <w:szCs w:val="28"/>
+          <w:lang w:val="fr-CH"/>
+        </w:rPr>
+        <w:t>Considérant qu'il est essentiel que les droits de l'homme soient protégés par un régime de droit pour que l'homme ne soit pas contraint, en suprême recours, à la révolte contre la tyrannie et l'oppression.</w:t>
+      </w:r>
+    </w:p>
+    <w:p>
+      <w:pPr>
+        <w:pStyle w:val="Body"/>
+        <w:spacing w:line="276" w:lineRule="auto"/>
+        <w:jc w:val="both"/>
+        <w:rPr>
+          <w:rFonts w:ascii="KUGICAPS" w:hAnsi="KUGICAPS"/>
+          <w:sz w:val="28"/>
+          <w:szCs w:val="28"/>
+          <w:lang w:val="fr-CH"/>
+        </w:rPr>
+      </w:pPr>
+    </w:p>
+    <w:p>
+      <w:pPr>
+        <w:pStyle w:val="Body"/>
+        <w:spacing w:line="300" w:lineRule="exact"/>
+        <w:jc w:val="both"/>
+        <w:rPr>
+          <w:rFonts w:ascii="KUGICAPS" w:hAnsi="KUGICAPS"/>
+          <w:sz w:val="24"/>
+          <w:szCs w:val="24"/>
+          <w:lang w:val="fr-CH"/>
+        </w:rPr>
+      </w:pPr>
+      <w:r>
+        <w:rPr>
+          <w:rFonts w:ascii="KUGICAPS" w:hAnsi="KUGICAPS"/>
+          <w:sz w:val="24"/>
+          <w:szCs w:val="24"/>
+          <w:lang w:val="fr-CH"/>
+        </w:rPr>
+        <w:t>ABCDEFGHIJKLMNOPQRSTUVWXYZ</w:t>
+      </w:r>
+    </w:p>
+    <w:p>
+      <w:pPr>
+        <w:pStyle w:val="Body"/>
+        <w:spacing w:line="300" w:lineRule="exact"/>
+        <w:jc w:val="both"/>
+        <w:rPr>
+          <w:rFonts w:ascii="KUGICAPS" w:hAnsi="KUGICAPS"/>
+          <w:sz w:val="24"/>
+          <w:szCs w:val="24"/>
+          <w:lang w:val="fr-CH"/>
+        </w:rPr>
+      </w:pPr>
+      <w:proofErr w:type="spellStart"/>
+      <w:r>
+        <w:rPr>
+          <w:rFonts w:ascii="KUGICAPS" w:hAnsi="KUGICAPS"/>
+          <w:sz w:val="24"/>
+          <w:szCs w:val="24"/>
+          <w:lang w:val="fr-CH"/>
+        </w:rPr>
+        <w:t>abcdefghijklmnopqrstuvwxyz</w:t>
+      </w:r>
+      <w:proofErr w:type="spellEnd"/>
+    </w:p>
+    <w:p>
+      <w:pPr>
+        <w:pStyle w:val="Body"/>
+        <w:spacing w:line="300" w:lineRule="exact"/>
+        <w:jc w:val="both"/>
+        <w:rPr>
+          <w:rFonts w:ascii="KUGICAPS" w:hAnsi="KUGICAPS"/>
+          <w:sz w:val="24"/>
+          <w:szCs w:val="24"/>
+          <w:lang w:val="fr-CH"/>
+        </w:rPr>
+      </w:pPr>
+      <w:proofErr w:type="spellStart"/>
+      <w:r>
+        <w:rPr>
+          <w:rFonts w:ascii="KUGICAPS" w:hAnsi="KUGICAPS"/>
+          <w:sz w:val="24"/>
+          <w:szCs w:val="24"/>
+          <w:lang w:val="fr-CH"/>
+        </w:rPr>
+        <w:t>äöüàéèûñ</w:t>
+      </w:r>
+      <w:proofErr w:type="spellEnd"/>
+    </w:p>
+    <w:p>
+      <w:pPr>
+        <w:pStyle w:val="Body"/>
+        <w:spacing w:line="276" w:lineRule="auto"/>
+        <w:jc w:val="both"/>
+        <w:rPr>
+          <w:rFonts w:ascii="KugiLight" w:hAnsi="KugiLight"/>
+          <w:lang w:val="fr-CH"/>
+        </w:rPr>
+      </w:pPr>
+      <w:r>
+        <w:rPr>
+          <w:rFonts w:ascii="KUGICAPS" w:hAnsi="KUGICAPS"/>
+          <w:sz w:val="24"/>
+          <w:szCs w:val="24"/>
+          <w:lang w:val="fr-CH"/>
+        </w:rPr>
+        <w:t xml:space="preserve">0123456789 </w:t>
       </w:r>
       <w:r>
         <w:rPr>
@@ -732,13 +1809,46 @@
         </w:rPr>
         <w:br w:type="column"/>
       </w:r>
-      <w:r>
-        <w:rPr>
-          <w:rFonts w:ascii="KUGICAPS" w:hAnsi="KUGICAPS"/>
+      <w:proofErr w:type="spellStart"/>
+      <w:r>
+        <w:rPr>
+          <w:rFonts w:ascii="KugiLight" w:hAnsi="KugiLight"/>
+          <w:sz w:val="28"/>
+          <w:szCs w:val="28"/>
+          <w:lang w:val="fr-CH"/>
+        </w:rPr>
+        <w:t>Kugi</w:t>
+      </w:r>
+      <w:r>
+        <w:rPr>
+          <w:rFonts w:ascii="KugiLight" w:hAnsi="KugiLight"/>
+          <w:sz w:val="28"/>
+          <w:szCs w:val="28"/>
+          <w:lang w:val="fr-CH"/>
+        </w:rPr>
+        <w:t>Light</w:t>
+      </w:r>
+      <w:proofErr w:type="spellEnd"/>
+    </w:p>
+    <w:p>
+      <w:pPr>
+        <w:pStyle w:val="Body"/>
+        <w:spacing w:line="640" w:lineRule="exact"/>
+        <w:jc w:val="both"/>
+        <w:rPr>
+          <w:rFonts w:ascii="KugiLight" w:hAnsi="KugiLight"/>
           <w:sz w:val="56"/>
           <w:szCs w:val="56"/>
           <w:lang w:val="fr-CH"/>
         </w:rPr>
+      </w:pPr>
+      <w:r>
+        <w:rPr>
+          <w:rFonts w:ascii="KugiLight" w:hAnsi="KugiLight"/>
+          <w:sz w:val="56"/>
+          <w:szCs w:val="56"/>
+          <w:lang w:val="fr-CH"/>
+        </w:rPr>
         <w:t>Considérant que</w:t>
       </w:r>
     </w:p>
@@ -748,7 +1858,7 @@
         <w:spacing w:line="560" w:lineRule="exact"/>
         <w:jc w:val="both"/>
         <w:rPr>
-          <w:rFonts w:ascii="KUGICAPS" w:hAnsi="KUGICAPS"/>
+          <w:rFonts w:ascii="KugiLight" w:hAnsi="KugiLight"/>
           <w:sz w:val="48"/>
           <w:szCs w:val="48"/>
           <w:lang w:val="fr-CH"/>
@@ -756,7 +1866,7 @@
       </w:pPr>
       <w:r>
         <w:rPr>
-          <w:rFonts w:ascii="KUGICAPS" w:hAnsi="KUGICAPS"/>
+          <w:rFonts w:ascii="KugiLight" w:hAnsi="KugiLight"/>
           <w:sz w:val="48"/>
           <w:szCs w:val="48"/>
           <w:lang w:val="fr-CH"/>
@@ -770,7 +1880,7 @@
         <w:spacing w:line="480" w:lineRule="exact"/>
         <w:jc w:val="both"/>
         <w:rPr>
-          <w:rFonts w:ascii="KUGICAPS" w:hAnsi="KUGICAPS"/>
+          <w:rFonts w:ascii="KugiLight" w:hAnsi="KugiLight"/>
           <w:sz w:val="36"/>
           <w:szCs w:val="36"/>
           <w:lang w:val="fr-CH"/>
@@ -778,7 +1888,7 @@
       </w:pPr>
       <w:r>
         <w:rPr>
-          <w:rFonts w:ascii="KUGICAPS" w:hAnsi="KUGICAPS"/>
+          <w:rFonts w:ascii="KugiLight" w:hAnsi="KugiLight"/>
           <w:sz w:val="36"/>
           <w:szCs w:val="36"/>
           <w:lang w:val="fr-CH"/>
@@ -789,10 +1899,23 @@
     <w:p>
       <w:pPr>
         <w:pStyle w:val="Body"/>
+        <w:spacing w:line="480" w:lineRule="exact"/>
+        <w:jc w:val="both"/>
+        <w:rPr>
+          <w:rFonts w:ascii="KugiLight" w:hAnsi="KugiLight"/>
+          <w:sz w:val="36"/>
+          <w:szCs w:val="36"/>
+          <w:lang w:val="fr-CH"/>
+        </w:rPr>
+      </w:pPr>
+    </w:p>
+    <w:p>
+      <w:pPr>
+        <w:pStyle w:val="Body"/>
         <w:spacing w:line="276" w:lineRule="auto"/>
         <w:jc w:val="both"/>
         <w:rPr>
-          <w:rFonts w:ascii="KUGICAPS" w:eastAsia="KugiRegular" w:hAnsi="KUGICAPS" w:cs="KugiRegular"/>
+          <w:rFonts w:ascii="KugiLight" w:hAnsi="KugiLight"/>
           <w:sz w:val="20"/>
           <w:szCs w:val="20"/>
           <w:lang w:val="fr-CH"/>
@@ -800,56 +1923,12 @@
       </w:pPr>
       <w:r>
         <w:rPr>
-          <w:rFonts w:ascii="KUGICAPS" w:hAnsi="KUGICAPS"/>
+          <w:rFonts w:ascii="KugiLight" w:hAnsi="KugiLight"/>
           <w:sz w:val="20"/>
           <w:szCs w:val="20"/>
           <w:lang w:val="fr-CH"/>
         </w:rPr>
-        <w:t>Considérant que la reconnaissance de la dignité inhérente à tous les membres de la famille humaine et de leurs droits égaux et inaliénables constitue le fondement de la liberté, de la justice et de la paix dans le monde.</w:t>
-      </w:r>
-    </w:p>
-    <w:p>
-      <w:pPr>
-        <w:pStyle w:val="Body"/>
-        <w:spacing w:line="300" w:lineRule="exact"/>
-        <w:jc w:val="both"/>
-        <w:rPr>
-          <w:rFonts w:ascii="KUGICAPS" w:eastAsia="KugiRegular" w:hAnsi="KUGICAPS" w:cs="KugiRegular"/>
-          <w:sz w:val="24"/>
-          <w:szCs w:val="24"/>
-          <w:lang w:val="fr-CH"/>
-        </w:rPr>
-      </w:pPr>
-      <w:r>
-        <w:rPr>
-          <w:rFonts w:ascii="KUGICAPS" w:hAnsi="KUGICAPS"/>
-          <w:sz w:val="24"/>
-          <w:szCs w:val="24"/>
-          <w:lang w:val="fr-CH"/>
-        </w:rPr>
-        <w:t>Considérant que la méconnaissance et le mépris des droits de l'homme ont conduit à des actes de barbarie qui révoltent la conscience de l'humanité et que l'avènement d'un monde où les êtres humains seront libres de parler et de croire, libérés de la terreur et de la misère, a été proclamé comme la plus haute aspiration de l’homme.</w:t>
-      </w:r>
-    </w:p>
-    <w:p>
-      <w:pPr>
-        <w:pStyle w:val="Body"/>
-        <w:spacing w:line="360" w:lineRule="exact"/>
-        <w:jc w:val="both"/>
-        <w:rPr>
-          <w:rFonts w:ascii="KUGICAPS" w:hAnsi="KUGICAPS"/>
-          <w:sz w:val="28"/>
-          <w:szCs w:val="28"/>
-          <w:lang w:val="fr-CH"/>
-        </w:rPr>
-      </w:pPr>
-      <w:r>
-        <w:rPr>
-          <w:rFonts w:ascii="KUGICAPS" w:hAnsi="KUGICAPS"/>
-          <w:sz w:val="28"/>
-          <w:szCs w:val="28"/>
-          <w:lang w:val="fr-CH"/>
-        </w:rPr>
-        <w:t>Considérant qu'il est essentiel que les droits de l'homme soient protégés par un régime de droit pour que l'homme ne soit pas contraint, en suprême recours, à la révolte contre la tyrannie et l'oppression.</w:t>
+        <w:t>Considérant que la reconnaissance de la dignité inhérente à tous les membres de la famille humaine et de leurs droits égaux et inaliénables constitue le fondement de la liberté, de la justice et de la paix dans le monde</w:t>
       </w:r>
     </w:p>
     <w:p>
@@ -858,184 +1937,7 @@
         <w:spacing w:line="276" w:lineRule="auto"/>
         <w:jc w:val="both"/>
         <w:rPr>
-          <w:rFonts w:ascii="KUGICAPS" w:hAnsi="KUGICAPS"/>
-          <w:sz w:val="28"/>
-          <w:szCs w:val="28"/>
-          <w:lang w:val="fr-CH"/>
-        </w:rPr>
-      </w:pPr>
-    </w:p>
-    <w:p>
-      <w:pPr>
-        <w:pStyle w:val="Body"/>
-        <w:spacing w:line="300" w:lineRule="exact"/>
-        <w:jc w:val="both"/>
-        <w:rPr>
-          <w:rFonts w:ascii="KUGICAPS" w:hAnsi="KUGICAPS"/>
-          <w:sz w:val="24"/>
-          <w:szCs w:val="24"/>
-          <w:lang w:val="fr-CH"/>
-        </w:rPr>
-      </w:pPr>
-      <w:r>
-        <w:rPr>
-          <w:rFonts w:ascii="KUGICAPS" w:hAnsi="KUGICAPS"/>
-          <w:sz w:val="24"/>
-          <w:szCs w:val="24"/>
-          <w:lang w:val="fr-CH"/>
-        </w:rPr>
-        <w:t>ABCDEFGHIJKLMNOPQRSTUVWXYZ</w:t>
-      </w:r>
-    </w:p>
-    <w:p>
-      <w:pPr>
-        <w:pStyle w:val="Body"/>
-        <w:spacing w:line="300" w:lineRule="exact"/>
-        <w:jc w:val="both"/>
-        <w:rPr>
-          <w:rFonts w:ascii="KUGICAPS" w:hAnsi="KUGICAPS"/>
-          <w:sz w:val="24"/>
-          <w:szCs w:val="24"/>
-          <w:lang w:val="fr-CH"/>
-        </w:rPr>
-      </w:pPr>
-      <w:proofErr w:type="spellStart"/>
-      <w:r>
-        <w:rPr>
-          <w:rFonts w:ascii="KUGICAPS" w:hAnsi="KUGICAPS"/>
-          <w:sz w:val="24"/>
-          <w:szCs w:val="24"/>
-          <w:lang w:val="fr-CH"/>
-        </w:rPr>
-        <w:t>abcdefghijklmnopqrstuvwxyz</w:t>
-      </w:r>
-      <w:proofErr w:type="spellEnd"/>
-    </w:p>
-    <w:p>
-      <w:pPr>
-        <w:pStyle w:val="Body"/>
-        <w:spacing w:line="300" w:lineRule="exact"/>
-        <w:jc w:val="both"/>
-        <w:rPr>
-          <w:rFonts w:ascii="KUGICAPS" w:hAnsi="KUGICAPS"/>
-          <w:sz w:val="24"/>
-          <w:szCs w:val="24"/>
-          <w:lang w:val="fr-CH"/>
-        </w:rPr>
-      </w:pPr>
-      <w:proofErr w:type="spellStart"/>
-      <w:r>
-        <w:rPr>
-          <w:rFonts w:ascii="KUGICAPS" w:hAnsi="KUGICAPS"/>
-          <w:sz w:val="24"/>
-          <w:szCs w:val="24"/>
-          <w:lang w:val="fr-CH"/>
-        </w:rPr>
-        <w:t>äöüàéèûñ</w:t>
-      </w:r>
-      <w:proofErr w:type="spellEnd"/>
-    </w:p>
-    <w:p>
-      <w:pPr>
-        <w:pStyle w:val="Body"/>
-        <w:spacing w:line="300" w:lineRule="exact"/>
-        <w:jc w:val="both"/>
-        <w:rPr>
-          <w:lang w:val="fr-CH"/>
-        </w:rPr>
-      </w:pPr>
-      <w:r>
-        <w:rPr>
-          <w:rFonts w:ascii="KUGICAPS" w:hAnsi="KUGICAPS"/>
-          <w:sz w:val="24"/>
-          <w:szCs w:val="24"/>
-          <w:lang w:val="fr-CH"/>
-        </w:rPr>
-        <w:t xml:space="preserve">0123456789 </w:t>
-      </w:r>
-      <w:r>
-        <w:rPr>
-          <w:rFonts w:ascii="Arial Unicode MS" w:hAnsi="Arial Unicode MS"/>
-          <w:sz w:val="36"/>
-          <w:szCs w:val="36"/>
-          <w:lang w:val="fr-CH"/>
-        </w:rPr>
-        <w:br w:type="column"/>
-      </w:r>
-    </w:p>
-    <w:p>
-      <w:pPr>
-        <w:pStyle w:val="Body"/>
-        <w:spacing w:line="640" w:lineRule="exact"/>
-        <w:jc w:val="both"/>
-        <w:rPr>
-          <w:rFonts w:ascii="KugiSerif" w:hAnsi="KugiSerif"/>
-          <w:sz w:val="56"/>
-          <w:szCs w:val="56"/>
-          <w:lang w:val="fr-CH"/>
-        </w:rPr>
-      </w:pPr>
-      <w:r>
-        <w:rPr>
-          <w:rFonts w:ascii="KugiSerif" w:hAnsi="KugiSerif"/>
-          <w:sz w:val="56"/>
-          <w:szCs w:val="56"/>
-          <w:lang w:val="fr-CH"/>
-        </w:rPr>
-        <w:t>Considérant que</w:t>
-      </w:r>
-    </w:p>
-    <w:p>
-      <w:pPr>
-        <w:pStyle w:val="Body"/>
-        <w:spacing w:line="560" w:lineRule="exact"/>
-        <w:jc w:val="both"/>
-        <w:rPr>
-          <w:rFonts w:ascii="KugiSerif" w:hAnsi="KugiSerif"/>
-          <w:sz w:val="48"/>
-          <w:szCs w:val="48"/>
-          <w:lang w:val="fr-CH"/>
-        </w:rPr>
-      </w:pPr>
-      <w:r>
-        <w:rPr>
-          <w:rFonts w:ascii="KugiSerif" w:hAnsi="KugiSerif"/>
-          <w:sz w:val="48"/>
-          <w:szCs w:val="48"/>
-          <w:lang w:val="fr-CH"/>
-        </w:rPr>
-        <w:t>Considérant que</w:t>
-      </w:r>
-    </w:p>
-    <w:p>
-      <w:pPr>
-        <w:pStyle w:val="Body"/>
-        <w:spacing w:line="480" w:lineRule="exact"/>
-        <w:jc w:val="both"/>
-        <w:rPr>
-          <w:rFonts w:ascii="KugiSerif" w:hAnsi="KugiSerif"/>
-          <w:sz w:val="36"/>
-          <w:szCs w:val="36"/>
-          <w:lang w:val="fr-CH"/>
-        </w:rPr>
-      </w:pPr>
-      <w:r>
-        <w:rPr>
-          <w:rFonts w:ascii="KugiSerif" w:hAnsi="KugiSerif"/>
-          <w:sz w:val="36"/>
-          <w:szCs w:val="36"/>
-          <w:lang w:val="fr-CH"/>
-        </w:rPr>
-        <w:t>Considérant que</w:t>
-      </w:r>
-    </w:p>
-    <w:p>
-      <w:pPr>
-        <w:pStyle w:val="Body"/>
-        <w:spacing w:line="276" w:lineRule="auto"/>
-        <w:jc w:val="both"/>
-        <w:rPr>
-          <w:rFonts w:ascii="KugiSerif" w:eastAsia="KugiRegular" w:hAnsi="KugiSerif" w:cs="KugiRegular"/>
+          <w:rFonts w:ascii="KugiLight" w:eastAsia="KugiRegular" w:hAnsi="KugiLight" w:cs="KugiRegular"/>
           <w:sz w:val="20"/>
           <w:szCs w:val="20"/>
           <w:lang w:val="fr-CH"/>
@@ -1043,12 +1945,12 @@
       </w:pPr>
       <w:r>
         <w:rPr>
-          <w:rFonts w:ascii="KugiSerif" w:hAnsi="KugiSerif"/>
+          <w:rFonts w:ascii="KugiLight" w:hAnsi="KugiLight"/>
           <w:sz w:val="20"/>
           <w:szCs w:val="20"/>
           <w:lang w:val="fr-CH"/>
         </w:rPr>
-        <w:t>Considérant que la reconnaissance de la dignité inhérente à tous les membres de la famille humaine et de leurs droits égaux et inaliénables constitue le fondement de la liberté, de la justice et de la paix dans le monde.</w:t>
+        <w:t>.</w:t>
       </w:r>
     </w:p>
     <w:p>
@@ -1057,15 +1959,15 @@
         <w:spacing w:line="300" w:lineRule="exact"/>
         <w:jc w:val="both"/>
         <w:rPr>
-          <w:rFonts w:ascii="KugiSerif" w:eastAsia="KugiRegular" w:hAnsi="KugiSerif" w:cs="KugiRegular"/>
-          <w:sz w:val="24"/>
-          <w:szCs w:val="24"/>
-          <w:lang w:val="fr-CH"/>
-        </w:rPr>
-      </w:pPr>
-      <w:r>
-        <w:rPr>
-          <w:rFonts w:ascii="KugiSerif" w:hAnsi="KugiSerif"/>
+          <w:rFonts w:ascii="KugiLight" w:hAnsi="KugiLight"/>
+          <w:sz w:val="24"/>
+          <w:szCs w:val="24"/>
+          <w:lang w:val="fr-CH"/>
+        </w:rPr>
+      </w:pPr>
+      <w:r>
+        <w:rPr>
+          <w:rFonts w:ascii="KugiLight" w:hAnsi="KugiLight"/>
           <w:sz w:val="24"/>
           <w:szCs w:val="24"/>
           <w:lang w:val="fr-CH"/>
@@ -1076,18 +1978,31 @@
     <w:p>
       <w:pPr>
         <w:pStyle w:val="Body"/>
+        <w:spacing w:line="300" w:lineRule="exact"/>
+        <w:jc w:val="both"/>
+        <w:rPr>
+          <w:rFonts w:ascii="KugiLight" w:eastAsia="KugiRegular" w:hAnsi="KugiLight" w:cs="KugiRegular"/>
+          <w:sz w:val="24"/>
+          <w:szCs w:val="24"/>
+          <w:lang w:val="fr-CH"/>
+        </w:rPr>
+      </w:pPr>
+    </w:p>
+    <w:p>
+      <w:pPr>
+        <w:pStyle w:val="Body"/>
         <w:spacing w:line="360" w:lineRule="exact"/>
         <w:jc w:val="both"/>
         <w:rPr>
-          <w:rFonts w:ascii="KugiSerif" w:hAnsi="KugiSerif"/>
-          <w:sz w:val="28"/>
-          <w:szCs w:val="28"/>
-          <w:lang w:val="fr-CH"/>
-        </w:rPr>
-      </w:pPr>
-      <w:r>
-        <w:rPr>
-          <w:rFonts w:ascii="KugiSerif" w:hAnsi="KugiSerif"/>
+          <w:rFonts w:ascii="KugiLight" w:hAnsi="KugiLight"/>
+          <w:sz w:val="28"/>
+          <w:szCs w:val="28"/>
+          <w:lang w:val="fr-CH"/>
+        </w:rPr>
+      </w:pPr>
+      <w:r>
+        <w:rPr>
+          <w:rFonts w:ascii="KugiLight" w:hAnsi="KugiLight"/>
           <w:sz w:val="28"/>
           <w:szCs w:val="28"/>
           <w:lang w:val="fr-CH"/>
@@ -1101,7 +2016,7 @@
         <w:spacing w:line="276" w:lineRule="auto"/>
         <w:jc w:val="both"/>
         <w:rPr>
-          <w:rFonts w:ascii="KugiSerif" w:hAnsi="KugiSerif"/>
+          <w:rFonts w:ascii="KugiLight" w:hAnsi="KugiLight"/>
           <w:sz w:val="28"/>
           <w:szCs w:val="28"/>
           <w:lang w:val="fr-CH"/>
@@ -1114,15 +2029,15 @@
         <w:spacing w:line="300" w:lineRule="exact"/>
         <w:jc w:val="both"/>
         <w:rPr>
-          <w:rFonts w:ascii="KugiSerif" w:hAnsi="KugiSerif"/>
-          <w:sz w:val="24"/>
-          <w:szCs w:val="24"/>
-          <w:lang w:val="fr-CH"/>
-        </w:rPr>
-      </w:pPr>
-      <w:r>
-        <w:rPr>
-          <w:rFonts w:ascii="KugiSerif" w:hAnsi="KugiSerif"/>
+          <w:rFonts w:ascii="KugiLight" w:hAnsi="KugiLight"/>
+          <w:sz w:val="24"/>
+          <w:szCs w:val="24"/>
+          <w:lang w:val="fr-CH"/>
+        </w:rPr>
+      </w:pPr>
+      <w:r>
+        <w:rPr>
+          <w:rFonts w:ascii="KugiLight" w:hAnsi="KugiLight"/>
           <w:sz w:val="24"/>
           <w:szCs w:val="24"/>
           <w:lang w:val="fr-CH"/>
@@ -1136,7 +2051,7 @@
         <w:spacing w:line="300" w:lineRule="exact"/>
         <w:jc w:val="both"/>
         <w:rPr>
-          <w:rFonts w:ascii="KugiSerif" w:hAnsi="KugiSerif"/>
+          <w:rFonts w:ascii="KugiLight" w:hAnsi="KugiLight"/>
           <w:sz w:val="24"/>
           <w:szCs w:val="24"/>
           <w:lang w:val="fr-CH"/>
@@ -1145,7 +2060,7 @@
       <w:proofErr w:type="spellStart"/>
       <w:r>
         <w:rPr>
-          <w:rFonts w:ascii="KugiSerif" w:hAnsi="KugiSerif"/>
+          <w:rFonts w:ascii="KugiLight" w:hAnsi="KugiLight"/>
           <w:sz w:val="24"/>
           <w:szCs w:val="24"/>
           <w:lang w:val="fr-CH"/>
@@ -1160,7 +2075,7 @@
         <w:spacing w:line="300" w:lineRule="exact"/>
         <w:jc w:val="both"/>
         <w:rPr>
-          <w:rFonts w:ascii="KugiSerif" w:hAnsi="KugiSerif"/>
+          <w:rFonts w:ascii="KUGIMONO" w:hAnsi="KUGIMONO"/>
           <w:sz w:val="24"/>
           <w:szCs w:val="24"/>
           <w:lang w:val="fr-CH"/>
@@ -1169,7 +2084,7 @@
       <w:proofErr w:type="spellStart"/>
       <w:r>
         <w:rPr>
-          <w:rFonts w:ascii="KugiSerif" w:hAnsi="KugiSerif"/>
+          <w:rFonts w:ascii="KugiLight" w:hAnsi="KugiLight"/>
           <w:sz w:val="24"/>
           <w:szCs w:val="24"/>
           <w:lang w:val="fr-CH"/>
@@ -1184,746 +2099,29 @@
         <w:spacing w:line="276" w:lineRule="auto"/>
         <w:jc w:val="both"/>
         <w:rPr>
-          <w:lang w:val="fr-CH"/>
-        </w:rPr>
-      </w:pPr>
-      <w:r>
-        <w:rPr>
-          <w:rFonts w:ascii="KugiSerif" w:hAnsi="KugiSerif"/>
-          <w:sz w:val="24"/>
-          <w:szCs w:val="24"/>
-          <w:lang w:val="fr-CH"/>
-        </w:rPr>
-        <w:t>0123456789</w:t>
-      </w:r>
-      <w:r>
-        <w:rPr>
-          <w:rFonts w:ascii="KugiRegular" w:hAnsi="KugiRegular"/>
-          <w:sz w:val="24"/>
-          <w:szCs w:val="24"/>
-          <w:lang w:val="fr-CH"/>
-        </w:rPr>
-        <w:t xml:space="preserve"> </w:t>
-      </w:r>
-      <w:r>
-        <w:rPr>
-          <w:rFonts w:ascii="Arial Unicode MS" w:hAnsi="Arial Unicode MS"/>
-          <w:sz w:val="36"/>
-          <w:szCs w:val="36"/>
-          <w:lang w:val="fr-CH"/>
-        </w:rPr>
-        <w:br w:type="column"/>
-      </w:r>
-    </w:p>
-    <w:p>
-      <w:pPr>
-        <w:pStyle w:val="Body"/>
-        <w:spacing w:line="640" w:lineRule="exact"/>
-        <w:jc w:val="both"/>
+          <w:rFonts w:ascii="KUGIMONO" w:hAnsi="KUGIMONO"/>
+          <w:sz w:val="24"/>
+          <w:szCs w:val="24"/>
+          <w:lang w:val="fr-CH"/>
+        </w:rPr>
+      </w:pPr>
+      <w:r>
         <w:rPr>
           <w:rFonts w:ascii="KugiSerifItalic" w:hAnsi="KugiSerifItalic"/>
-          <w:sz w:val="56"/>
-          <w:szCs w:val="56"/>
-          <w:lang w:val="fr-CH"/>
-        </w:rPr>
-      </w:pPr>
+          <w:sz w:val="24"/>
+          <w:szCs w:val="24"/>
+          <w:lang w:val="fr-CH"/>
+        </w:rPr>
+        <w:t>012345678</w:t>
+      </w:r>
       <w:r>
         <w:rPr>
           <w:rFonts w:ascii="KugiSerifItalic" w:hAnsi="KugiSerifItalic"/>
-          <w:sz w:val="56"/>
-          <w:szCs w:val="56"/>
-          <w:lang w:val="fr-CH"/>
-        </w:rPr>
-        <w:t>Considérant que</w:t>
-      </w:r>
-    </w:p>
-    <w:p>
-      <w:pPr>
-        <w:pStyle w:val="Body"/>
-        <w:spacing w:line="560" w:lineRule="exact"/>
-        <w:jc w:val="both"/>
-        <w:rPr>
-          <w:rFonts w:ascii="KugiSerifItalic" w:hAnsi="KugiSerifItalic"/>
-          <w:sz w:val="48"/>
-          <w:szCs w:val="48"/>
-          <w:lang w:val="fr-CH"/>
-        </w:rPr>
-      </w:pPr>
-      <w:r>
-        <w:rPr>
-          <w:rFonts w:ascii="KugiSerifItalic" w:hAnsi="KugiSerifItalic"/>
-          <w:sz w:val="48"/>
-          <w:szCs w:val="48"/>
-          <w:lang w:val="fr-CH"/>
-        </w:rPr>
-        <w:t>Considérant que</w:t>
-      </w:r>
-    </w:p>
-    <w:p>
-      <w:pPr>
-        <w:pStyle w:val="Body"/>
-        <w:spacing w:line="480" w:lineRule="exact"/>
-        <w:jc w:val="both"/>
-        <w:rPr>
-          <w:rFonts w:ascii="KugiSerifItalic" w:hAnsi="KugiSerifItalic"/>
-          <w:sz w:val="36"/>
-          <w:szCs w:val="36"/>
-          <w:lang w:val="fr-CH"/>
-        </w:rPr>
-      </w:pPr>
-      <w:r>
-        <w:rPr>
-          <w:rFonts w:ascii="KugiSerifItalic" w:hAnsi="KugiSerifItalic"/>
-          <w:sz w:val="36"/>
-          <w:szCs w:val="36"/>
-          <w:lang w:val="fr-CH"/>
-        </w:rPr>
-        <w:t>Considérant que</w:t>
-      </w:r>
-    </w:p>
-    <w:p>
-      <w:pPr>
-        <w:pStyle w:val="Body"/>
-        <w:spacing w:line="276" w:lineRule="auto"/>
-        <w:jc w:val="both"/>
-        <w:rPr>
-          <w:rFonts w:ascii="KugiSerifItalic" w:eastAsia="KugiRegular" w:hAnsi="KugiSerifItalic" w:cs="KugiRegular"/>
-          <w:sz w:val="20"/>
-          <w:szCs w:val="20"/>
-          <w:lang w:val="fr-CH"/>
-        </w:rPr>
-      </w:pPr>
-      <w:r>
-        <w:rPr>
-          <w:rFonts w:ascii="KugiSerifItalic" w:hAnsi="KugiSerifItalic"/>
-          <w:sz w:val="20"/>
-          <w:szCs w:val="20"/>
-          <w:lang w:val="fr-CH"/>
-        </w:rPr>
-        <w:t>Considérant que la reconnaissance de la dignité inhérente à tous les membres de la famille humaine et de leurs droits égaux et inaliénables constitue le fondement de la liberté, de la justice et de la paix dans le monde.</w:t>
-      </w:r>
-    </w:p>
-    <w:p>
-      <w:pPr>
-        <w:pStyle w:val="Body"/>
-        <w:spacing w:line="300" w:lineRule="exact"/>
-        <w:jc w:val="both"/>
-        <w:rPr>
-          <w:rFonts w:ascii="KugiSerifItalic" w:eastAsia="KugiRegular" w:hAnsi="KugiSerifItalic" w:cs="KugiRegular"/>
-          <w:sz w:val="24"/>
-          <w:szCs w:val="24"/>
-          <w:lang w:val="fr-CH"/>
-        </w:rPr>
-      </w:pPr>
-      <w:r>
-        <w:rPr>
-          <w:rFonts w:ascii="KugiSerifItalic" w:hAnsi="KugiSerifItalic"/>
-          <w:sz w:val="24"/>
-          <w:szCs w:val="24"/>
-          <w:lang w:val="fr-CH"/>
-        </w:rPr>
-        <w:t>Considérant que la méconnaissance et le mépris des droits de l'homme ont conduit à des actes de barbarie qui révoltent la conscience de l'humanité et que l'avènement d'un monde où les êtres humains seront libres de parler et de croire, libérés de la terreur et de la misère, a été proclamé comme la plus haute aspiration de l’homme.</w:t>
-      </w:r>
-    </w:p>
-    <w:p>
-      <w:pPr>
-        <w:pStyle w:val="Body"/>
-        <w:spacing w:line="360" w:lineRule="exact"/>
-        <w:jc w:val="both"/>
-        <w:rPr>
-          <w:rFonts w:ascii="KugiSerifItalic" w:hAnsi="KugiSerifItalic"/>
-          <w:sz w:val="28"/>
-          <w:szCs w:val="28"/>
-          <w:lang w:val="fr-CH"/>
-        </w:rPr>
-      </w:pPr>
-      <w:r>
-        <w:rPr>
-          <w:rFonts w:ascii="KugiSerifItalic" w:hAnsi="KugiSerifItalic"/>
-          <w:sz w:val="28"/>
-          <w:szCs w:val="28"/>
-          <w:lang w:val="fr-CH"/>
-        </w:rPr>
-        <w:t>Considérant qu'il est essentiel que les droits de l'homme soient protégés par un régime de droit pour que l'homme ne soit pas contraint, en suprême recours, à la révolte contre la tyrannie et l'oppression.</w:t>
-      </w:r>
-    </w:p>
-    <w:p>
-      <w:pPr>
-        <w:pStyle w:val="Body"/>
-        <w:spacing w:line="276" w:lineRule="auto"/>
-        <w:jc w:val="both"/>
-        <w:rPr>
-          <w:rFonts w:ascii="KugiSerifItalic" w:hAnsi="KugiSerifItalic"/>
-          <w:sz w:val="28"/>
-          <w:szCs w:val="28"/>
-          <w:lang w:val="fr-CH"/>
-        </w:rPr>
-      </w:pPr>
-    </w:p>
-    <w:p>
-      <w:pPr>
-        <w:pStyle w:val="Body"/>
-        <w:spacing w:line="300" w:lineRule="exact"/>
-        <w:jc w:val="both"/>
-        <w:rPr>
-          <w:rFonts w:ascii="KugiSerifItalic" w:hAnsi="KugiSerifItalic"/>
-          <w:sz w:val="24"/>
-          <w:szCs w:val="24"/>
-          <w:lang w:val="fr-CH"/>
-        </w:rPr>
-      </w:pPr>
-      <w:r>
-        <w:rPr>
-          <w:rFonts w:ascii="KugiSerifItalic" w:hAnsi="KugiSerifItalic"/>
-          <w:sz w:val="24"/>
-          <w:szCs w:val="24"/>
-          <w:lang w:val="fr-CH"/>
-        </w:rPr>
-        <w:t>ABCDEFGHIJKLMNOPQRSTUVWXYZ</w:t>
-      </w:r>
-    </w:p>
-    <w:p>
-      <w:pPr>
-        <w:pStyle w:val="Body"/>
-        <w:spacing w:line="300" w:lineRule="exact"/>
-        <w:jc w:val="both"/>
-        <w:rPr>
-          <w:rFonts w:ascii="KugiSerifItalic" w:hAnsi="KugiSerifItalic"/>
-          <w:sz w:val="24"/>
-          <w:szCs w:val="24"/>
-          <w:lang w:val="fr-CH"/>
-        </w:rPr>
-      </w:pPr>
-      <w:proofErr w:type="spellStart"/>
-      <w:r>
-        <w:rPr>
-          <w:rFonts w:ascii="KugiSerifItalic" w:hAnsi="KugiSerifItalic"/>
-          <w:sz w:val="24"/>
-          <w:szCs w:val="24"/>
-          <w:lang w:val="fr-CH"/>
-        </w:rPr>
-        <w:t>abcdefghijklmnopqrstuvwxyz</w:t>
-      </w:r>
-      <w:proofErr w:type="spellEnd"/>
-    </w:p>
-    <w:p>
-      <w:pPr>
-        <w:pStyle w:val="Body"/>
-        <w:spacing w:line="300" w:lineRule="exact"/>
-        <w:jc w:val="both"/>
-        <w:rPr>
-          <w:rFonts w:ascii="KugiSerifItalic" w:hAnsi="KugiSerifItalic"/>
-          <w:sz w:val="24"/>
-          <w:szCs w:val="24"/>
-          <w:lang w:val="fr-CH"/>
-        </w:rPr>
-      </w:pPr>
-      <w:proofErr w:type="spellStart"/>
-      <w:r>
-        <w:rPr>
-          <w:rFonts w:ascii="KugiSerifItalic" w:hAnsi="KugiSerifItalic"/>
-          <w:sz w:val="24"/>
-          <w:szCs w:val="24"/>
-          <w:lang w:val="fr-CH"/>
-        </w:rPr>
-        <w:t>äöüàéèûñ</w:t>
-      </w:r>
-      <w:proofErr w:type="spellEnd"/>
-    </w:p>
-    <w:p>
-      <w:pPr>
-        <w:pStyle w:val="Body"/>
-        <w:spacing w:line="640" w:lineRule="exact"/>
-        <w:jc w:val="both"/>
-        <w:rPr>
-          <w:rFonts w:ascii="KugiRegular" w:hAnsi="KugiRegular"/>
-          <w:sz w:val="56"/>
-          <w:szCs w:val="56"/>
-          <w:lang w:val="fr-CH"/>
-        </w:rPr>
-      </w:pPr>
-      <w:r>
-        <w:rPr>
-          <w:rFonts w:ascii="KugiSerifItalic" w:hAnsi="KugiSerifItalic"/>
-          <w:sz w:val="24"/>
-          <w:szCs w:val="24"/>
-          <w:lang w:val="fr-CH"/>
-        </w:rPr>
-        <w:t>0123456789</w:t>
-      </w:r>
-      <w:r>
-        <w:rPr>
-          <w:rFonts w:ascii="KugiRegular" w:hAnsi="KugiRegular"/>
-          <w:sz w:val="24"/>
-          <w:szCs w:val="24"/>
-          <w:lang w:val="fr-CH"/>
-        </w:rPr>
-        <w:t xml:space="preserve"> </w:t>
-      </w:r>
-      <w:r>
-        <w:rPr>
-          <w:rFonts w:ascii="Arial Unicode MS" w:hAnsi="Arial Unicode MS"/>
-          <w:sz w:val="36"/>
-          <w:szCs w:val="36"/>
-          <w:lang w:val="fr-CH"/>
-        </w:rPr>
-        <w:br w:type="column"/>
-      </w:r>
-      <w:r>
-        <w:rPr>
-          <w:rFonts w:ascii="KugiSerifBold" w:hAnsi="KugiSerifBold"/>
-          <w:sz w:val="56"/>
-          <w:szCs w:val="56"/>
-          <w:lang w:val="fr-CH"/>
-        </w:rPr>
-        <w:lastRenderedPageBreak/>
-        <w:t>Considérant que</w:t>
-      </w:r>
-    </w:p>
-    <w:p>
-      <w:pPr>
-        <w:pStyle w:val="Body"/>
-        <w:spacing w:line="560" w:lineRule="exact"/>
-        <w:jc w:val="both"/>
-        <w:rPr>
-          <w:rFonts w:ascii="KugiSerifBold" w:hAnsi="KugiSerifBold"/>
-          <w:sz w:val="48"/>
-          <w:szCs w:val="48"/>
-          <w:lang w:val="fr-CH"/>
-        </w:rPr>
-      </w:pPr>
-      <w:r>
-        <w:rPr>
-          <w:rFonts w:ascii="KugiSerifBold" w:hAnsi="KugiSerifBold"/>
-          <w:sz w:val="48"/>
-          <w:szCs w:val="48"/>
-          <w:lang w:val="fr-CH"/>
-        </w:rPr>
-        <w:t>Considérant que</w:t>
-      </w:r>
-    </w:p>
-    <w:p>
-      <w:pPr>
-        <w:pStyle w:val="Body"/>
-        <w:spacing w:line="480" w:lineRule="exact"/>
-        <w:jc w:val="both"/>
-        <w:rPr>
-          <w:rFonts w:ascii="KugiSerifBold" w:hAnsi="KugiSerifBold"/>
-          <w:sz w:val="36"/>
-          <w:szCs w:val="36"/>
-          <w:lang w:val="fr-CH"/>
-        </w:rPr>
-      </w:pPr>
-      <w:r>
-        <w:rPr>
-          <w:rFonts w:ascii="KugiSerifBold" w:hAnsi="KugiSerifBold"/>
-          <w:sz w:val="36"/>
-          <w:szCs w:val="36"/>
-          <w:lang w:val="fr-CH"/>
-        </w:rPr>
-        <w:t>Considérant que</w:t>
-      </w:r>
-    </w:p>
-    <w:p>
-      <w:pPr>
-        <w:pStyle w:val="Body"/>
-        <w:spacing w:line="276" w:lineRule="auto"/>
-        <w:jc w:val="both"/>
-        <w:rPr>
-          <w:rFonts w:ascii="KugiSerifBold" w:eastAsia="KugiRegular" w:hAnsi="KugiSerifBold" w:cs="KugiRegular"/>
-          <w:sz w:val="20"/>
-          <w:szCs w:val="20"/>
-          <w:lang w:val="fr-CH"/>
-        </w:rPr>
-      </w:pPr>
-      <w:r>
-        <w:rPr>
-          <w:rFonts w:ascii="KugiSerifBold" w:hAnsi="KugiSerifBold"/>
-          <w:sz w:val="20"/>
-          <w:szCs w:val="20"/>
-          <w:lang w:val="fr-CH"/>
-        </w:rPr>
-        <w:t>Considérant que la reconnaissance de la dignité inhérente à tous les membres de la famille humaine et de leurs droits égaux et inaliénables constitue le fondement de la liberté, de la justice et de la paix dans le monde.</w:t>
-      </w:r>
-    </w:p>
-    <w:p>
-      <w:pPr>
-        <w:pStyle w:val="Body"/>
-        <w:spacing w:line="300" w:lineRule="exact"/>
-        <w:jc w:val="both"/>
-        <w:rPr>
-          <w:rFonts w:ascii="KugiSerifBold" w:eastAsia="KugiRegular" w:hAnsi="KugiSerifBold" w:cs="KugiRegular"/>
-          <w:sz w:val="24"/>
-          <w:szCs w:val="24"/>
-          <w:lang w:val="fr-CH"/>
-        </w:rPr>
-      </w:pPr>
-      <w:r>
-        <w:rPr>
-          <w:rFonts w:ascii="KugiSerifBold" w:hAnsi="KugiSerifBold"/>
-          <w:sz w:val="24"/>
-          <w:szCs w:val="24"/>
-          <w:lang w:val="fr-CH"/>
-        </w:rPr>
-        <w:t>Considérant que la méconnaissance et le mépris des droits de l'homme ont conduit à des actes de barbarie qui révoltent la conscience de l'humanité et que l'avènement d'un monde où les êtres humains seront libres de parler et de croire, libérés de la terreur et de la misère, a été proclamé comme la plus haute aspiration de l’homme.</w:t>
-      </w:r>
-    </w:p>
-    <w:p>
-      <w:pPr>
-        <w:pStyle w:val="Body"/>
-        <w:spacing w:line="360" w:lineRule="exact"/>
-        <w:jc w:val="both"/>
-        <w:rPr>
-          <w:rFonts w:ascii="KugiSerifBold" w:hAnsi="KugiSerifBold"/>
-          <w:sz w:val="28"/>
-          <w:szCs w:val="28"/>
-          <w:lang w:val="fr-CH"/>
-        </w:rPr>
-      </w:pPr>
-      <w:r>
-        <w:rPr>
-          <w:rFonts w:ascii="KugiSerifBold" w:hAnsi="KugiSerifBold"/>
-          <w:sz w:val="28"/>
-          <w:szCs w:val="28"/>
-          <w:lang w:val="fr-CH"/>
-        </w:rPr>
-        <w:t>Considérant qu'il est essentiel que les droits de l'homme soient protégés par un régime de droit pour que l'homme ne soit pas contraint, en suprême recours, à la révolte contre la tyrannie et l'oppression.</w:t>
-      </w:r>
-    </w:p>
-    <w:p>
-      <w:pPr>
-        <w:pStyle w:val="Body"/>
-        <w:spacing w:line="276" w:lineRule="auto"/>
-        <w:jc w:val="both"/>
-        <w:rPr>
-          <w:rFonts w:ascii="KugiSerifBold" w:hAnsi="KugiSerifBold"/>
-          <w:sz w:val="28"/>
-          <w:szCs w:val="28"/>
-          <w:lang w:val="fr-CH"/>
-        </w:rPr>
-      </w:pPr>
-    </w:p>
-    <w:p>
-      <w:pPr>
-        <w:pStyle w:val="Body"/>
-        <w:spacing w:line="300" w:lineRule="exact"/>
-        <w:jc w:val="both"/>
-        <w:rPr>
-          <w:rFonts w:ascii="KugiSerifBold" w:hAnsi="KugiSerifBold"/>
-          <w:sz w:val="24"/>
-          <w:szCs w:val="24"/>
-          <w:lang w:val="fr-CH"/>
-        </w:rPr>
-      </w:pPr>
-      <w:r>
-        <w:rPr>
-          <w:rFonts w:ascii="KugiSerifBold" w:hAnsi="KugiSerifBold"/>
-          <w:sz w:val="24"/>
-          <w:szCs w:val="24"/>
-          <w:lang w:val="fr-CH"/>
-        </w:rPr>
-        <w:t>ABCDEFGHIJKLMNOPQRSTUVWXYZ</w:t>
-      </w:r>
-    </w:p>
-    <w:p>
-      <w:pPr>
-        <w:pStyle w:val="Body"/>
-        <w:spacing w:line="300" w:lineRule="exact"/>
-        <w:jc w:val="both"/>
-        <w:rPr>
-          <w:rFonts w:ascii="KugiSerifBold" w:hAnsi="KugiSerifBold"/>
-          <w:sz w:val="24"/>
-          <w:szCs w:val="24"/>
-          <w:lang w:val="fr-CH"/>
-        </w:rPr>
-      </w:pPr>
-      <w:proofErr w:type="spellStart"/>
-      <w:r>
-        <w:rPr>
-          <w:rFonts w:ascii="KugiSerifBold" w:hAnsi="KugiSerifBold"/>
-          <w:sz w:val="24"/>
-          <w:szCs w:val="24"/>
-          <w:lang w:val="fr-CH"/>
-        </w:rPr>
-        <w:t>abcdefghijklmnopqrstuvwxyz</w:t>
-      </w:r>
-      <w:proofErr w:type="spellEnd"/>
-    </w:p>
-    <w:p>
-      <w:pPr>
-        <w:pStyle w:val="Body"/>
-        <w:spacing w:line="300" w:lineRule="exact"/>
-        <w:jc w:val="both"/>
-        <w:rPr>
-          <w:rFonts w:ascii="KugiSerifBold" w:hAnsi="KugiSerifBold"/>
-          <w:sz w:val="24"/>
-          <w:szCs w:val="24"/>
-          <w:lang w:val="fr-CH"/>
-        </w:rPr>
-      </w:pPr>
-      <w:proofErr w:type="spellStart"/>
-      <w:r>
-        <w:rPr>
-          <w:rFonts w:ascii="KugiSerifBold" w:hAnsi="KugiSerifBold"/>
-          <w:sz w:val="24"/>
-          <w:szCs w:val="24"/>
-          <w:lang w:val="fr-CH"/>
-        </w:rPr>
-        <w:t>äöüàéèûñ</w:t>
-      </w:r>
-      <w:proofErr w:type="spellEnd"/>
-    </w:p>
-    <w:p>
-      <w:pPr>
-        <w:pStyle w:val="Body"/>
-        <w:spacing w:line="640" w:lineRule="exact"/>
-        <w:jc w:val="both"/>
-        <w:rPr>
-          <w:rFonts w:ascii="KUGISERIFCAPS" w:hAnsi="KUGISERIFCAPS"/>
-          <w:sz w:val="56"/>
-          <w:szCs w:val="56"/>
-          <w:lang w:val="fr-CH"/>
-        </w:rPr>
-      </w:pPr>
-      <w:r>
-        <w:rPr>
-          <w:rFonts w:ascii="KugiSerifBold" w:hAnsi="KugiSerifBold"/>
-          <w:sz w:val="24"/>
-          <w:szCs w:val="24"/>
-          <w:lang w:val="fr-CH"/>
-        </w:rPr>
-        <w:t xml:space="preserve">0123456789 </w:t>
-      </w:r>
-      <w:r>
-        <w:rPr>
-          <w:rFonts w:ascii="KugiSerifBold" w:hAnsi="KugiSerifBold"/>
-          <w:sz w:val="36"/>
-          <w:szCs w:val="36"/>
-          <w:lang w:val="fr-CH"/>
-        </w:rPr>
-        <w:br w:type="column"/>
-      </w:r>
-      <w:r>
-        <w:rPr>
-          <w:rFonts w:ascii="KUGISERIFCAPS" w:hAnsi="KUGISERIFCAPS"/>
-          <w:sz w:val="56"/>
-          <w:szCs w:val="56"/>
-          <w:lang w:val="fr-CH"/>
-        </w:rPr>
-        <w:t>Considérant que</w:t>
-      </w:r>
-    </w:p>
-    <w:p>
-      <w:pPr>
-        <w:pStyle w:val="Body"/>
-        <w:spacing w:line="560" w:lineRule="exact"/>
-        <w:jc w:val="both"/>
-        <w:rPr>
-          <w:rFonts w:ascii="KUGISERIFCAPS" w:hAnsi="KUGISERIFCAPS"/>
-          <w:sz w:val="48"/>
-          <w:szCs w:val="48"/>
-          <w:lang w:val="fr-CH"/>
-        </w:rPr>
-      </w:pPr>
-      <w:r>
-        <w:rPr>
-          <w:rFonts w:ascii="KUGISERIFCAPS" w:hAnsi="KUGISERIFCAPS"/>
-          <w:sz w:val="48"/>
-          <w:szCs w:val="48"/>
-          <w:lang w:val="fr-CH"/>
-        </w:rPr>
-        <w:t>Considérant que</w:t>
-      </w:r>
-    </w:p>
-    <w:p>
-      <w:pPr>
-        <w:pStyle w:val="Body"/>
-        <w:spacing w:line="480" w:lineRule="exact"/>
-        <w:jc w:val="both"/>
-        <w:rPr>
-          <w:rFonts w:ascii="KUGISERIFCAPS" w:hAnsi="KUGISERIFCAPS"/>
-          <w:sz w:val="36"/>
-          <w:szCs w:val="36"/>
-          <w:lang w:val="fr-CH"/>
-        </w:rPr>
-      </w:pPr>
-      <w:r>
-        <w:rPr>
-          <w:rFonts w:ascii="KUGISERIFCAPS" w:hAnsi="KUGISERIFCAPS"/>
-          <w:sz w:val="36"/>
-          <w:szCs w:val="36"/>
-          <w:lang w:val="fr-CH"/>
-        </w:rPr>
-        <w:t>Considérant que</w:t>
-      </w:r>
-    </w:p>
-    <w:p>
-      <w:pPr>
-        <w:pStyle w:val="Body"/>
-        <w:spacing w:line="276" w:lineRule="auto"/>
-        <w:jc w:val="both"/>
-        <w:rPr>
-          <w:rFonts w:ascii="KUGISERIFCAPS" w:eastAsia="KugiRegular" w:hAnsi="KUGISERIFCAPS" w:cs="KugiRegular"/>
-          <w:sz w:val="20"/>
-          <w:szCs w:val="20"/>
-          <w:lang w:val="fr-CH"/>
-        </w:rPr>
-      </w:pPr>
-      <w:r>
-        <w:rPr>
-          <w:rFonts w:ascii="KUGISERIFCAPS" w:hAnsi="KUGISERIFCAPS"/>
-          <w:sz w:val="20"/>
-          <w:szCs w:val="20"/>
-          <w:lang w:val="fr-CH"/>
-        </w:rPr>
-        <w:t>Considérant que la reconnaissance de la dignité inhérente à tous les membres de la famille humaine et de leurs droits égaux et inaliénables constitue le fondement de la liberté, de la justice et de la paix dans le monde.</w:t>
-      </w:r>
-    </w:p>
-    <w:p>
-      <w:pPr>
-        <w:pStyle w:val="Body"/>
-        <w:spacing w:line="300" w:lineRule="exact"/>
-        <w:jc w:val="both"/>
-        <w:rPr>
-          <w:rFonts w:ascii="KUGISERIFCAPS" w:eastAsia="KugiRegular" w:hAnsi="KUGISERIFCAPS" w:cs="KugiRegular"/>
-          <w:sz w:val="24"/>
-          <w:szCs w:val="24"/>
-          <w:lang w:val="fr-CH"/>
-        </w:rPr>
-      </w:pPr>
-      <w:r>
-        <w:rPr>
-          <w:rFonts w:ascii="KUGISERIFCAPS" w:hAnsi="KUGISERIFCAPS"/>
-          <w:sz w:val="24"/>
-          <w:szCs w:val="24"/>
-          <w:lang w:val="fr-CH"/>
-        </w:rPr>
-        <w:t>Considérant que la méconnaissance et le mépris des droits de l'homme ont conduit à des actes de barbarie qui révoltent la conscience de l'humanité et que l'avènement d'un monde où les êtres humains seront libres de parler et de croire, libérés de la terreur et de la misère, a été proclamé comme la plus haute aspiration de l’homme.</w:t>
-      </w:r>
-    </w:p>
-    <w:p>
-      <w:pPr>
-        <w:pStyle w:val="Body"/>
-        <w:spacing w:line="360" w:lineRule="exact"/>
-        <w:jc w:val="both"/>
-        <w:rPr>
-          <w:rFonts w:ascii="KUGISERIFCAPS" w:hAnsi="KUGISERIFCAPS"/>
-          <w:sz w:val="28"/>
-          <w:szCs w:val="28"/>
-          <w:lang w:val="fr-CH"/>
-        </w:rPr>
-      </w:pPr>
-      <w:r>
-        <w:rPr>
-          <w:rFonts w:ascii="KUGISERIFCAPS" w:hAnsi="KUGISERIFCAPS"/>
-          <w:sz w:val="28"/>
-          <w:szCs w:val="28"/>
-          <w:lang w:val="fr-CH"/>
-        </w:rPr>
-        <w:t>Considérant qu'il est essentiel que les droits de l'homme soient protégés par un régime de droit pour que l'homme ne soit pas contraint, en suprême recours, à la révolte contre la tyrannie et l'oppression.</w:t>
-      </w:r>
-    </w:p>
-    <w:p>
-      <w:pPr>
-        <w:pStyle w:val="Body"/>
-        <w:spacing w:line="276" w:lineRule="auto"/>
-        <w:jc w:val="both"/>
-        <w:rPr>
-          <w:rFonts w:ascii="KUGISERIFCAPS" w:hAnsi="KUGISERIFCAPS"/>
-          <w:sz w:val="28"/>
-          <w:szCs w:val="28"/>
-          <w:lang w:val="fr-CH"/>
-        </w:rPr>
-      </w:pPr>
-    </w:p>
-    <w:p>
-      <w:pPr>
-        <w:pStyle w:val="Body"/>
-        <w:spacing w:line="300" w:lineRule="exact"/>
-        <w:jc w:val="both"/>
-        <w:rPr>
-          <w:rFonts w:ascii="KUGISERIFCAPS" w:hAnsi="KUGISERIFCAPS"/>
-          <w:sz w:val="24"/>
-          <w:szCs w:val="24"/>
-          <w:lang w:val="fr-CH"/>
-        </w:rPr>
-      </w:pPr>
-      <w:r>
-        <w:rPr>
-          <w:rFonts w:ascii="KUGISERIFCAPS" w:hAnsi="KUGISERIFCAPS"/>
-          <w:sz w:val="24"/>
-          <w:szCs w:val="24"/>
-          <w:lang w:val="fr-CH"/>
-        </w:rPr>
-        <w:t>ABCDEFGHIJKLMNOPQRSTUVWXYZ</w:t>
-      </w:r>
-    </w:p>
-    <w:p>
-      <w:pPr>
-        <w:pStyle w:val="Body"/>
-        <w:spacing w:line="300" w:lineRule="exact"/>
-        <w:jc w:val="both"/>
-        <w:rPr>
-          <w:rFonts w:ascii="KUGISERIFCAPS" w:hAnsi="KUGISERIFCAPS"/>
-          <w:sz w:val="24"/>
-          <w:szCs w:val="24"/>
-          <w:lang w:val="fr-CH"/>
-        </w:rPr>
-      </w:pPr>
-      <w:proofErr w:type="spellStart"/>
-      <w:r>
-        <w:rPr>
-          <w:rFonts w:ascii="KUGISERIFCAPS" w:hAnsi="KUGISERIFCAPS"/>
-          <w:sz w:val="24"/>
-          <w:szCs w:val="24"/>
-          <w:lang w:val="fr-CH"/>
-        </w:rPr>
-        <w:t>abcdefghijklmnopqrstuvwxyz</w:t>
-      </w:r>
-      <w:proofErr w:type="spellEnd"/>
-    </w:p>
-    <w:p>
-      <w:pPr>
-        <w:pStyle w:val="Body"/>
-        <w:spacing w:line="300" w:lineRule="exact"/>
-        <w:jc w:val="both"/>
-        <w:rPr>
-          <w:rFonts w:ascii="KUGISERIFCAPS" w:hAnsi="KUGISERIFCAPS"/>
-          <w:sz w:val="24"/>
-          <w:szCs w:val="24"/>
-          <w:lang w:val="fr-CH"/>
-        </w:rPr>
-      </w:pPr>
-      <w:proofErr w:type="spellStart"/>
-      <w:r>
-        <w:rPr>
-          <w:rFonts w:ascii="KUGISERIFCAPS" w:hAnsi="KUGISERIFCAPS"/>
-          <w:sz w:val="24"/>
-          <w:szCs w:val="24"/>
-          <w:lang w:val="fr-CH"/>
-        </w:rPr>
-        <w:t>äöüàéèûñ</w:t>
-      </w:r>
-      <w:proofErr w:type="spellEnd"/>
-    </w:p>
-    <w:p>
-      <w:pPr>
-        <w:pStyle w:val="Body"/>
-        <w:spacing w:line="276" w:lineRule="auto"/>
-        <w:jc w:val="both"/>
-        <w:rPr>
-          <w:rFonts w:ascii="KUGISERIFCAPS" w:hAnsi="KUGISERIFCAPS"/>
-          <w:lang w:val="fr-CH"/>
-        </w:rPr>
-      </w:pPr>
-      <w:r>
-        <w:rPr>
-          <w:rFonts w:ascii="KUGISERIFCAPS" w:hAnsi="KUGISERIFCAPS"/>
-          <w:sz w:val="24"/>
-          <w:szCs w:val="24"/>
-          <w:lang w:val="fr-CH"/>
-        </w:rPr>
-        <w:t>0123456789</w:t>
+          <w:sz w:val="24"/>
+          <w:szCs w:val="24"/>
+          <w:lang w:val="fr-CH"/>
+        </w:rPr>
+        <w:t>9</w:t>
       </w:r>
     </w:p>
     <w:sectPr>
